--- a/outputs/2026-04-23/Water_Newsfeed.docx
+++ b/outputs/2026-04-23/Water_Newsfeed.docx
@@ -54,7 +54,7 @@
         <w:pStyle w:val="ListNumber"/>
       </w:pPr>
       <w:r>
-        <w:t>3. Water Rights</w:t>
+        <w:t>3. Rural Water Supply and Use</w:t>
       </w:r>
     </w:p>
     <w:p>
@@ -62,7 +62,7 @@
         <w:pStyle w:val="ListNumber"/>
       </w:pPr>
       <w:r>
-        <w:t>4. Upcoming Dates</w:t>
+        <w:t>4. Conservation</w:t>
       </w:r>
     </w:p>
     <w:p>
@@ -70,7 +70,39 @@
         <w:pStyle w:val="ListNumber"/>
       </w:pPr>
       <w:r>
-        <w:t>5. Previous Water Newsfeeds</w:t>
+        <w:t>5. Water Rights</w:t>
+      </w:r>
+    </w:p>
+    <w:p>
+      <w:pPr>
+        <w:pStyle w:val="ListNumber"/>
+      </w:pPr>
+      <w:r>
+        <w:t>6. Waterways and Flood Mitigation</w:t>
+      </w:r>
+    </w:p>
+    <w:p>
+      <w:pPr>
+        <w:pStyle w:val="ListNumber"/>
+      </w:pPr>
+      <w:r>
+        <w:t>7. General Water Quality and Sustainability</w:t>
+      </w:r>
+    </w:p>
+    <w:p>
+      <w:pPr>
+        <w:pStyle w:val="ListNumber"/>
+      </w:pPr>
+      <w:r>
+        <w:t>8. Upcoming Dates</w:t>
+      </w:r>
+    </w:p>
+    <w:p>
+      <w:pPr>
+        <w:pStyle w:val="ListNumber"/>
+      </w:pPr>
+      <w:r>
+        <w:t>9. Previous Water Newsfeeds</w:t>
       </w:r>
     </w:p>
     <w:p>
@@ -123,7 +155,75 @@
         <w:pStyle w:val="Heading2"/>
       </w:pPr>
       <w:r>
-        <w:t>National - Water Reform</w:t>
+        <w:t>New South Wales - Water Reform</w:t>
+      </w:r>
+    </w:p>
+    <w:p>
+      <w:r>
+        <w:rPr>
+          <w:b/>
+        </w:rPr>
+        <w:t>Tallowa Dam Fish Lift Upgrade</w:t>
+      </w:r>
+    </w:p>
+    <w:p>
+      <w:r>
+        <w:t>WaterNSW has made available an update - Tallowa Dam Fish Lift Upgrade (November 2024), which advises that "Work to upgrade the Tallowa Dam fish lift started in November 2024 and will be completed in early 2026."</w:t>
+      </w:r>
+    </w:p>
+    <w:p>
+      <w:r>
+        <w:rPr>
+          <w:i/>
+        </w:rPr>
+        <w:t>Source: WaterNSW</w:t>
+      </w:r>
+    </w:p>
+    <w:p>
+      <w:r>
+        <w:rPr>
+          <w:i/>
+        </w:rPr>
+        <w:t>https://www.waternsw.com.au/nsw-dams/greater-sydney-dams/tallowa-dam</w:t>
+      </w:r>
+    </w:p>
+    <w:p>
+      <w:r>
+        <w:t>**Water Reform Update** WaterNSW has made available an update - Dam Safety Management (not stated), which advises that "WaterNSW complies with a strict set of requirements for each of the dams we manage as outlined under the NSW Dams Safety Act 2015." *(Source: WaterNSW)*</w:t>
+      </w:r>
+    </w:p>
+    <w:p>
+      <w:r>
+        <w:rPr>
+          <w:i/>
+        </w:rPr>
+        <w:t>https://www.waternsw.com.au/water-services/water-storage/dam-safety</w:t>
+      </w:r>
+    </w:p>
+    <w:p>
+      <w:r>
+        <w:t>**Water Operations Update** WaterNSW has made available an update - River Management Practices (not stated), which advises that "We effectively operate the state's regulated rivers to deliver water and manage river levels." *(Source: WaterNSW)*</w:t>
+      </w:r>
+    </w:p>
+    <w:p>
+      <w:r>
+        <w:rPr>
+          <w:i/>
+        </w:rPr>
+        <w:t>https://www.waternsw.com.au/water-services/water-delivery/river-operations</w:t>
+      </w:r>
+    </w:p>
+    <w:p>
+      <w:r>
+        <w:t>**Water Reform Update** WaterNSW has made available an update - Environmental Flows (not stated), which advises that "WaterNSW releases environmental water from our storages to help mitigate environmental impacts." *(Source: WaterNSW)*</w:t>
+      </w:r>
+    </w:p>
+    <w:p>
+      <w:r>
+        <w:rPr>
+          <w:i/>
+        </w:rPr>
+        <w:t>https://www.waternsw.com.au/water-services/water-delivery/environmental-flows</w:t>
       </w:r>
     </w:p>
     <w:p>
@@ -136,7 +236,7 @@
     </w:p>
     <w:p>
       <w:r>
-        <w:t>ACCC has made available an update - National Water Reform (not stated), which advises that "[We regulate the industry codes that are prescribed by law in the Competition and Consumer Act 2010 and the Water Act 2007.]"</w:t>
+        <w:t>WaterNSW has made available an update - Catchment Protection (not stated), which advises that "[In Greater Sydney, WaterNSW is responsible for protecting the health of the Sydney catchment area to ensure reliable, quality drinking water is available for the 5 million people of Sydney and the Illawarra, Blue Mountains, Southern Highlands, Goulburn and Shoalhaven regions.]"</w:t>
       </w:r>
     </w:p>
     <w:p>
@@ -144,7 +244,7 @@
         <w:rPr>
           <w:i/>
         </w:rPr>
-        <w:t>Source: ACCC</w:t>
+        <w:t>Source: WaterNSW</w:t>
       </w:r>
     </w:p>
     <w:p>
@@ -152,41 +252,98 @@
         <w:rPr>
           <w:i/>
         </w:rPr>
-        <w:t>https://www.accc.gov.au/business/industry-codes</w:t>
+        <w:t>https://www.waternsw.com.au/water-services/catchment-protection</w:t>
       </w:r>
     </w:p>
     <w:p>
       <w:r>
-        <w:t>(not stated) Media Releases</w:t>
+        <w:t>**WaterNSW Catchment Management Update** WaterNSW has made available an update - Catchment Management Strategy (not stated), which advises that "Research plays a key role in our management of the Sydney catchment. Each year we publish a Catchment Protection Work Program (available below) that details the specific work and activities that will be delivered." *(Source: WaterNSW)*</w:t>
       </w:r>
     </w:p>
     <w:p>
       <w:r>
-        <w:t>(not stated) has made available the following media releases:</w:t>
+        <w:rPr>
+          <w:i/>
+        </w:rPr>
+        <w:t>https://www.waternsw.com.au/water-services/catchment-protection/management</w:t>
       </w:r>
     </w:p>
     <w:p>
-      <w:pPr>
-        <w:pStyle w:val="ListBullet"/>
-      </w:pPr>
       <w:r>
-        <w:t>(not stated) ((not stated));</w:t>
+        <w:t>**Water Reform Update** WaterNSW has made available an update - Special and Controlled Areas (not stated), which advises that "Public entry and activities are prohibited or restricted in these areas to protect water quality." *(Source: WaterNSW)*</w:t>
       </w:r>
     </w:p>
     <w:p>
-      <w:pPr>
-        <w:pStyle w:val="ListBullet"/>
-      </w:pPr>
       <w:r>
-        <w:t>(not stated) ((not stated)); and</w:t>
+        <w:rPr>
+          <w:i/>
+        </w:rPr>
+        <w:t>https://www.waternsw.com.au/water-services/catchment-protection/protected-special-and-controlled-areas</w:t>
       </w:r>
     </w:p>
     <w:p>
-      <w:pPr>
-        <w:pStyle w:val="ListBullet"/>
-      </w:pPr>
       <w:r>
-        <w:t>(not stated) ((not stated)).</w:t>
+        <w:t>**Water Quality Requirements for Developments** WaterNSW has made available an update - Water Reform (not stated), which advises that "[All proposed developments in this catchment are required to have a neutral or beneficial effect on water quality (NorBE).]" *(Source: WaterNSW)*</w:t>
+      </w:r>
+    </w:p>
+    <w:p>
+      <w:r>
+        <w:rPr>
+          <w:i/>
+        </w:rPr>
+        <w:t>https://www.waternsw.com.au/water-services/catchment-protection/building-and-development</w:t>
+      </w:r>
+    </w:p>
+    <w:p>
+      <w:r>
+        <w:t>**Water Reform Update** WaterNSW has made available an update - Residential Land Use Management (not stated), which advises that "landholders who live within Sydney catchment areas are responsible for appropriately managing the land that they reside upon." *(Source: WaterNSW)*</w:t>
+      </w:r>
+    </w:p>
+    <w:p>
+      <w:r>
+        <w:rPr>
+          <w:i/>
+        </w:rPr>
+        <w:t>https://www.waternsw.com.au/water-services/catchment-protection/land-use-and-management</w:t>
+      </w:r>
+    </w:p>
+    <w:p>
+      <w:r>
+        <w:t>**Water Data Utilization Update** WaterNSW has made available an update - Water Reform (not stated), which advises that "We use and share data to enable the best water decisions and outcomes." *(Source: WaterNSW)*</w:t>
+      </w:r>
+    </w:p>
+    <w:p>
+      <w:r>
+        <w:rPr>
+          <w:i/>
+        </w:rPr>
+        <w:t>https://www.waternsw.com.au/water-services/water-data</w:t>
+      </w:r>
+    </w:p>
+    <w:p>
+      <w:r>
+        <w:t>**Water Monitoring Network Update** WaterNSW has made available an update - Water Reform (not stated), which advises that "WaterNSW operates a wide range of water monitoring programs to measure both water quality, and quantity, in all rivers, streams, groundwater bores and the dams that we operate across NSW." *(Source: WaterNSW)*</w:t>
+      </w:r>
+    </w:p>
+    <w:p>
+      <w:r>
+        <w:rPr>
+          <w:i/>
+        </w:rPr>
+        <w:t>https://www.waternsw.com.au/water-services/water-data/water-monitoring-network</w:t>
+      </w:r>
+    </w:p>
+    <w:p>
+      <w:r>
+        <w:rPr>
+          <w:b/>
+        </w:rPr>
+        <w:t>WaterInsights Web Tool Launch</w:t>
+      </w:r>
+    </w:p>
+    <w:p>
+      <w:r>
+        <w:t>(not stated) has made available an update - WaterInsights Web Tool Launch (not stated), which advises that "[WaterInsights is an interactive web tool, covering more than 800 water sources in NSW.]"</w:t>
       </w:r>
     </w:p>
     <w:p>
@@ -202,12 +359,12 @@
         <w:rPr>
           <w:i/>
         </w:rPr>
-        <w:t>https://www.accc.gov.au/by-industry</w:t>
+        <w:t>https://www.waternsw.com.au/water-services/water-data/water-insights</w:t>
       </w:r>
     </w:p>
     <w:p>
       <w:r>
-        <w:t>**Water Reform Update** (not stated) has made available an update - National Consultation Hub Update (not stated), which advises that "Consultation hub Most public consultations are available from our online consultation hub." *(Source: (not stated))*</w:t>
+        <w:t>**WaterNSW Minor Projects Update** WaterNSW has made available an update - Minor Projects (not stated), which advises that "[WaterNSW undertakes a broad range of minor projects including maintenance and upgrades to our infrastructure to ensure we can continue to deliver water, when and where it’s needed.]" *(Source: WaterNSW)*</w:t>
       </w:r>
     </w:p>
     <w:p>
@@ -215,41 +372,12 @@
         <w:rPr>
           <w:i/>
         </w:rPr>
-        <w:t>https://www.accc.gov.au/inquiries-and-consultations/accc-consultations</w:t>
+        <w:t>https://www.waternsw.com.au/water-services/projects/minor-projects</w:t>
       </w:r>
     </w:p>
     <w:p>
       <w:r>
-        <w:t>*(not stated) Media Releases*</w:t>
-      </w:r>
-    </w:p>
-    <w:p>
-      <w:r>
-        <w:t>(not stated) has made available the following media releases:</w:t>
-      </w:r>
-    </w:p>
-    <w:p>
-      <w:pPr>
-        <w:pStyle w:val="ListBullet"/>
-      </w:pPr>
-      <w:r>
-        <w:t>"Water markets decisions information session for irrigation infrastructure operators and others" (Closes 27 April 2026);</w:t>
-      </w:r>
-    </w:p>
-    <w:p>
-      <w:pPr>
-        <w:pStyle w:val="ListBullet"/>
-      </w:pPr>
-      <w:r>
-        <w:t>"Water markets decisions information session - Government agencies" (Closed 20 April 2026); and</w:t>
-      </w:r>
-    </w:p>
-    <w:p>
-      <w:pPr>
-        <w:pStyle w:val="ListBullet"/>
-      </w:pPr>
-      <w:r>
-        <w:t>"Water market manipulation and insider trading prohibitions information session - March 2026" (Closed 2 March 2026).</w:t>
+        <w:t>**WaterNSW Media Releases** WaterNSW has made available the following media releases: - "Community-update-Renewable-Energy-Program-pre-feasibility-studies-March-2025.pdf" (March 2025); - "Renewable Energy Storage Program update" (November 2024); and - (not stated) (not stated). *(Source: WaterNSW)*</w:t>
       </w:r>
     </w:p>
     <w:p>
@@ -257,7 +385,12 @@
         <w:rPr>
           <w:i/>
         </w:rPr>
-        <w:t>Source: (not stated)</w:t>
+        <w:t>https://www.waternsw.com.au/water-services/renewable-energy-and-storage-program</w:t>
+      </w:r>
+    </w:p>
+    <w:p>
+      <w:r>
+        <w:t>**WaterNSW Renewable Energy Update** WaterNSW has made available an update - Phoenix Pumped Hydro Project (not stated), which advises that "[The Project is located within the Central-West Orana REZ and, if constructed, will provide the long duration storage required to support renewables penetration in this region.]" *(Source: WaterNSW)*</w:t>
       </w:r>
     </w:p>
     <w:p>
@@ -265,7 +398,7 @@
         <w:rPr>
           <w:i/>
         </w:rPr>
-        <w:t>https://www.accc.gov.au/inquiries-and-consultations/accc-consultations/consultation-hub</w:t>
+        <w:t>https://www.waternsw.com.au/water-services/renewable-energy-and-storage-program/phoenix-pumped-hydro-project</w:t>
       </w:r>
     </w:p>
     <w:p>
@@ -273,36 +406,12 @@
         <w:rPr>
           <w:b/>
         </w:rPr>
-        <w:t>ACCC Media Releases</w:t>
+        <w:t>AGL's Pumped Hydro Projects in Upper Hunter</w:t>
       </w:r>
     </w:p>
     <w:p>
       <w:r>
-        <w:t>ACCC has made available the following media releases:</w:t>
-      </w:r>
-    </w:p>
-    <w:p>
-      <w:pPr>
-        <w:pStyle w:val="ListBullet"/>
-      </w:pPr>
-      <w:r>
-        <w:t>"Submission to Treasury on Part IIIA improving timeliness - draft legislation" (14 January 2022);</w:t>
-      </w:r>
-    </w:p>
-    <w:p>
-      <w:pPr>
-        <w:pStyle w:val="ListBullet"/>
-      </w:pPr>
-      <w:r>
-        <w:t>"Treasury consultation on Timeliness of National Access Regime" (19 April 2021); and</w:t>
-      </w:r>
-    </w:p>
-    <w:p>
-      <w:pPr>
-        <w:pStyle w:val="ListBullet"/>
-      </w:pPr>
-      <w:r>
-        <w:t>"ACCC submission to Dairy Code of Conduct Review" (26 August 2021).</w:t>
+        <w:t>WaterNSW has made available an update - AGL's Energy Storage Initiative (not stated), which advises that "AGL is proposing two large pumped hydro projects, with the opportunity for integrated wind energy, at WaterNSW’s Glenbawn and Glennies Creek reservoirs in the Upper Hunter."</w:t>
       </w:r>
     </w:p>
     <w:p>
@@ -310,7 +419,7 @@
         <w:rPr>
           <w:i/>
         </w:rPr>
-        <w:t>Source: ACCC</w:t>
+        <w:t>Source: WaterNSW</w:t>
       </w:r>
     </w:p>
     <w:p>
@@ -318,7 +427,7 @@
         <w:rPr>
           <w:i/>
         </w:rPr>
-        <w:t>https://www.accc.gov.au/inquiries-and-consultations/accc-submissions-to-external-consultations</w:t>
+        <w:t>https://www.waternsw.com.au/water-services/renewable-energy-and-storage-program/AGL-projects</w:t>
       </w:r>
     </w:p>
     <w:p>
@@ -326,12 +435,22 @@
         <w:rPr>
           <w:b/>
         </w:rPr>
-        <w:t>Water Reform Update</w:t>
+        <w:t>WaterNSW Project Announcement</w:t>
       </w:r>
     </w:p>
     <w:p>
       <w:r>
-        <w:t>(not stated) has made available an update - National Water Reform Update (not stated), which advises that "[We host and participate in a wide range of consultative committees and forums to encourage discussion around consumer, competition, and regulatory issues relevant to our work.]" *(Source: (not stated))*</w:t>
+        <w:t>WaterNSW has announced that "ZEN Energy will seek to secure all necessary approvals and consent for their projects."</w:t>
+      </w:r>
+    </w:p>
+    <w:p>
+      <w:r>
+        <w:t>According to WaterNSW, "WaterNSW has conducted a water quality risk assessment on all aspects of the proposal and we will continue to do our own analysis regularly, during the planning and approval processes."</w:t>
+      </w:r>
+    </w:p>
+    <w:p>
+      <w:r>
+        <w:t>WaterNSW's media release (not stated)</w:t>
       </w:r>
     </w:p>
     <w:p>
@@ -339,7 +458,28 @@
         <w:rPr>
           <w:i/>
         </w:rPr>
-        <w:t>https://www.accc.gov.au/inquiries-and-consultations/consultative-committees</w:t>
+        <w:t>Source: WaterNSW</w:t>
+      </w:r>
+    </w:p>
+    <w:p>
+      <w:r>
+        <w:rPr>
+          <w:i/>
+        </w:rPr>
+        <w:t>https://www.waternsw.com.au/water-services/renewable-energy-and-storage-program/Western-Sydney-Pumped-Hydro-Project</w:t>
+      </w:r>
+    </w:p>
+    <w:p>
+      <w:r>
+        <w:t>**Water Licensing Update** WaterNSW has made available an update - Water Reform (not stated), which advises that "WaterNSW customers are encouraged to book a phone appointment with us to discuss your water licensing enquiries." *(Source: WaterNSW)*</w:t>
+      </w:r>
+    </w:p>
+    <w:p>
+      <w:r>
+        <w:rPr>
+          <w:i/>
+        </w:rPr>
+        <w:t>https://www.waternsw.com.au/customer-services/water-licensing</w:t>
       </w:r>
     </w:p>
     <w:p>
@@ -347,12 +487,12 @@
         <w:rPr>
           <w:b/>
         </w:rPr>
-        <w:t>Water Reform Update</w:t>
+        <w:t>Water Access Licences Update</w:t>
       </w:r>
     </w:p>
     <w:p>
       <w:r>
-        <w:t>ACCC has made available an update - About the undertakings registers (not stated), which advises that "The registers contain a public record of undertakings."</w:t>
+        <w:t>WaterNSW has made available an update - Water Reform (not stated), which advises that "[A water access licence (WAL) is generally required to extract water from rivers or aquifers to use for irrigation, industrial or commercial purposes.]"</w:t>
       </w:r>
     </w:p>
     <w:p>
@@ -360,7 +500,7 @@
         <w:rPr>
           <w:i/>
         </w:rPr>
-        <w:t>Source: ACCC</w:t>
+        <w:t>Source: WaterNSW</w:t>
       </w:r>
     </w:p>
     <w:p>
@@ -368,7 +508,7 @@
         <w:rPr>
           <w:i/>
         </w:rPr>
-        <w:t>https://www.accc.gov.au/public-registers/undertakings-registers</w:t>
+        <w:t>https://www.waternsw.com.au/customer-services/water-licensing/licences</w:t>
       </w:r>
     </w:p>
     <w:p>
@@ -376,36 +516,12 @@
         <w:rPr>
           <w:b/>
         </w:rPr>
-        <w:t>Australian Competition and Consumer Commission (ACCC) Media Releases</w:t>
+        <w:t>Water Access Licence Management Update</w:t>
       </w:r>
     </w:p>
     <w:p>
       <w:r>
-        <w:t>Australian Competition and Consumer Commission (ACCC) has made available the following media releases:</w:t>
-      </w:r>
-    </w:p>
-    <w:p>
-      <w:pPr>
-        <w:pStyle w:val="ListBullet"/>
-      </w:pPr>
-      <w:r>
-        <w:t>"Cadell Construction Joint Water Supply Scheme Inc." undertaking accepted (not stated);</w:t>
-      </w:r>
-    </w:p>
-    <w:p>
-      <w:pPr>
-        <w:pStyle w:val="ListBullet"/>
-      </w:pPr>
-      <w:r>
-        <w:t>"Murrumbidgee Irrigation Limited" acknowledges breach of rule 5(1) (not stated); and</w:t>
-      </w:r>
-    </w:p>
-    <w:p>
-      <w:pPr>
-        <w:pStyle w:val="ListBullet"/>
-      </w:pPr>
-      <w:r>
-        <w:t>"Murray Irrigation Limited" acknowledges breach of rule 5(1) (not stated).</w:t>
+        <w:t>WaterNSW has made available an update - Water Reform (not stated), which advises that "any change to an existing water access licence must be registered with NSW Land Registry Services (LRS) within six months of the dealing being granted."</w:t>
       </w:r>
     </w:p>
     <w:p>
@@ -413,7 +529,7 @@
         <w:rPr>
           <w:i/>
         </w:rPr>
-        <w:t>Source: Australian Competition and Consumer Commission (ACCC)</w:t>
+        <w:t>Source: WaterNSW</w:t>
       </w:r>
     </w:p>
     <w:p>
@@ -421,12 +537,12 @@
         <w:rPr>
           <w:i/>
         </w:rPr>
-        <w:t>https://www.accc.gov.au/public-registers/undertakings-registers/section-163-undertakings-register</w:t>
+        <w:t>https://www.waternsw.com.au/customer-services/water-licensing/managing-your-licence</w:t>
       </w:r>
     </w:p>
     <w:p>
       <w:r>
-        <w:t>**Gazette Notices** Various notices have been issued in Government Gazette No. (not stated) ((not stated)), pp. (not stated), under the (not stated), regarding the: - "section 44Q(a) decisions of the Minister that a State or Territory access regime for access to a service is an effective access regime"; - "section 44Q(aa) decisions of the Minister to extend the period in force of a decision on the effectiveness of an access regime"; and - "section 44Q(d) decisions of the Commission to revoke a decision to approve a tender process as a competitive tender process". *(Source: (not stated); Lawlex Legislative Alert &amp; Premium Research)*</w:t>
+        <w:t>**Water Supply Works and Use Approvals Update** WaterNSW has made available an update - Water Reform (not stated), which advises that "Customers can now apply for a new water supply work and/or water use approval through our Customer Portal." *(Source: WaterNSW)*</w:t>
       </w:r>
     </w:p>
     <w:p>
@@ -434,7 +550,7 @@
         <w:rPr>
           <w:i/>
         </w:rPr>
-        <w:t>https://www.accc.gov.au/public-registers/access-to-services-registers</w:t>
+        <w:t>https://www.waternsw.com.au/customer-services/water-licensing/approvals</w:t>
       </w:r>
     </w:p>
     <w:p>
@@ -442,12 +558,12 @@
         <w:rPr>
           <w:b/>
         </w:rPr>
-        <w:t>Water Reform Update</w:t>
+        <w:t>Floodplain Management Update</w:t>
       </w:r>
     </w:p>
     <w:p>
       <w:r>
-        <w:t>ACCC has made available an update - National Register Update (not stated), which advises that "[This register contains a record of all collective bargaining notifications lodged with the ACCC since 2007, when the process became available.]"</w:t>
+        <w:t>WaterNSW has made available an update - Interagency Action Plan (not stated), which advises that "WaterNSW and the Department of Climate Change, Energy, the Environment and Water (DCCEEW) have been working with customers and landholders to implement Floodplain Management Plans (FMPs)."</w:t>
       </w:r>
     </w:p>
     <w:p>
@@ -455,7 +571,7 @@
         <w:rPr>
           <w:i/>
         </w:rPr>
-        <w:t>Source: ACCC</w:t>
+        <w:t>Source: WaterNSW</w:t>
       </w:r>
     </w:p>
     <w:p>
@@ -463,7 +579,7 @@
         <w:rPr>
           <w:i/>
         </w:rPr>
-        <w:t>https://www.accc.gov.au/public-registers/authorisations-and-notifications-registers</w:t>
+        <w:t>https://www.waternsw.com.au/customer-services/water-licensing/flood-work-approvals</w:t>
       </w:r>
     </w:p>
     <w:p>
@@ -471,12 +587,12 @@
         <w:rPr>
           <w:b/>
         </w:rPr>
-        <w:t>Water Reform Update</w:t>
+        <w:t>Floodplain Harvesting Policy Update</w:t>
       </w:r>
     </w:p>
     <w:p>
       <w:r>
-        <w:t>ACCC has made available an update - National Water Reform (not stated), which advises that "[The ACCC must maintain a public register of all applications.]"</w:t>
+        <w:t>NSW Government has made available an update - Floodplain Harvesting Policy (not stated), which advises that "[floodplain harvesting refers to the capture of rainfall runoff, whether contaminated or not, and overbank flow]".</w:t>
       </w:r>
     </w:p>
     <w:p>
@@ -484,7 +600,7 @@
         <w:rPr>
           <w:i/>
         </w:rPr>
-        <w:t>Source: ACCC</w:t>
+        <w:t>Source: NSW Government</w:t>
       </w:r>
     </w:p>
     <w:p>
@@ -492,12 +608,20 @@
         <w:rPr>
           <w:i/>
         </w:rPr>
-        <w:t>https://www.accc.gov.au/public-registers/authorisations-and-notifications-registers/authorisations-register</w:t>
+        <w:t>https://www.waternsw.com.au/customer-services/water-licensing/floodplainharvesting</w:t>
       </w:r>
     </w:p>
     <w:p>
       <w:r>
-        <w:t>**Water Reform Update** ACCC has made available an update - Collective Bargaining Notifications (not stated), which advises that "[This register contains a record of all collective bargaining notifications lodged with the ACCC since 2007, when the process became available.]" *(Source: ACCC)*</w:t>
+        <w:rPr>
+          <w:b/>
+        </w:rPr>
+        <w:t>Water Application Processing Update</w:t>
+      </w:r>
+    </w:p>
+    <w:p>
+      <w:r>
+        <w:t>WaterNSW has made available an update - Water Reform (1 October 2025 – 31 December 2025), which advises that "Due to higher application volumes and some delays in assessments with external agencies, there may be an impact on our usual service timeframes. We appreciate your patience and understanding as we work to process applications as quickly as possible."</w:t>
       </w:r>
     </w:p>
     <w:p>
@@ -505,7 +629,15 @@
         <w:rPr>
           <w:i/>
         </w:rPr>
-        <w:t>https://www.accc.gov.au/public-registers/authorisations-and-notifications-registers/collective-bargaining-notifications-register</w:t>
+        <w:t>Source: WaterNSW</w:t>
+      </w:r>
+    </w:p>
+    <w:p>
+      <w:r>
+        <w:rPr>
+          <w:i/>
+        </w:rPr>
+        <w:t>https://www.waternsw.com.au/customer-services/water-licensing/applications-and-fees</w:t>
       </w:r>
     </w:p>
     <w:p>
@@ -513,12 +645,12 @@
         <w:rPr>
           <w:b/>
         </w:rPr>
-        <w:t>Water Reform Update</w:t>
+        <w:t>Dewatering Exemptions Update</w:t>
       </w:r>
     </w:p>
     <w:p>
       <w:r>
-        <w:t>ACCC has made available an update - Class Exemptions Register (not stated), which advises that "[This register contains a record of class exemptions that are in place or under consideration.]"</w:t>
+        <w:t>NSW Department of Climate Change, Energy, the Environment and Water (NSW DCCEEW) has made available an update - Dewatering Exemptions Update (not stated), which advises that "[The NSW Department of Climate Change, Energy, the Environment and Water (NSW DCCEEW) have made recent changes to dewatering exemptions.]"</w:t>
       </w:r>
     </w:p>
     <w:p>
@@ -526,7 +658,7 @@
         <w:rPr>
           <w:i/>
         </w:rPr>
-        <w:t>Source: ACCC</w:t>
+        <w:t>Source: NSW Department of Climate Change, Energy, the Environment and Water (NSW DCCEEW)</w:t>
       </w:r>
     </w:p>
     <w:p>
@@ -534,7 +666,7 @@
         <w:rPr>
           <w:i/>
         </w:rPr>
-        <w:t>https://www.accc.gov.au/public-registers/class-exemptions-register</w:t>
+        <w:t>https://www.waternsw.com.au/customer-services/water-licensing/dewatering</w:t>
       </w:r>
     </w:p>
     <w:p>
@@ -542,12 +674,12 @@
         <w:rPr>
           <w:b/>
         </w:rPr>
-        <w:t>Water Reform Update</w:t>
+        <w:t>Water Application Advertising Update</w:t>
       </w:r>
     </w:p>
     <w:p>
       <w:r>
-        <w:t>ACCC has made available an update - Designated Complaints Framework (not stated), which advises that "[The ACCC must publish certain information on this public register, under the designated complaints framework.]"</w:t>
+        <w:t>WaterNSW has made available an update - Water Reform (not stated), which advises that "[Certain types of water applications are required under the Water Management Act 2000 to be advertised to provide members of the community with an opportunity to lodge an objection to the granting of the application before a decision is made.]"</w:t>
       </w:r>
     </w:p>
     <w:p>
@@ -555,7 +687,7 @@
         <w:rPr>
           <w:i/>
         </w:rPr>
-        <w:t>Source: ACCC</w:t>
+        <w:t>Source: WaterNSW</w:t>
       </w:r>
     </w:p>
     <w:p>
@@ -563,41 +695,12 @@
         <w:rPr>
           <w:i/>
         </w:rPr>
-        <w:t>https://www.accc.gov.au/public-registers/designated-complaints-register</w:t>
+        <w:t>https://www.waternsw.com.au/customer-services/water-licensing/advertising-and-objections</w:t>
       </w:r>
     </w:p>
     <w:p>
       <w:r>
-        <w:t>(not stated) Media Releases</w:t>
-      </w:r>
-    </w:p>
-    <w:p>
-      <w:r>
-        <w:t>(not stated) has made available the following media releases:</w:t>
-      </w:r>
-    </w:p>
-    <w:p>
-      <w:pPr>
-        <w:pStyle w:val="ListBullet"/>
-      </w:pPr>
-      <w:r>
-        <w:t>(not stated) ((not stated));</w:t>
-      </w:r>
-    </w:p>
-    <w:p>
-      <w:pPr>
-        <w:pStyle w:val="ListBullet"/>
-      </w:pPr>
-      <w:r>
-        <w:t>(not stated) ((not stated)); and</w:t>
-      </w:r>
-    </w:p>
-    <w:p>
-      <w:pPr>
-        <w:pStyle w:val="ListBullet"/>
-      </w:pPr>
-      <w:r>
-        <w:t>(not stated) ((not stated)).</w:t>
+        <w:t>**Non-Urban Metering Regulation Update** WaterNSW has made available an update - Non-Urban Metering Regulation (not stated), which advises that "the recently amended non-urban metering regulation focuses on enhancing metering accuracy, ensuring compliance, and supporting sustainable water use." *(Source: WaterNSW)*</w:t>
       </w:r>
     </w:p>
     <w:p>
@@ -605,7 +708,20 @@
         <w:rPr>
           <w:i/>
         </w:rPr>
-        <w:t>Source: (not stated)</w:t>
+        <w:t>https://www.waternsw.com.au/customer-services/metering/non-urban-metering</w:t>
+      </w:r>
+    </w:p>
+    <w:p>
+      <w:r>
+        <w:rPr>
+          <w:b/>
+        </w:rPr>
+        <w:t>Water Recording and Reporting Update</w:t>
+      </w:r>
+    </w:p>
+    <w:p>
+      <w:r>
+        <w:t>WaterNSW has made available an update - Water Recording and Reporting Update (not stated), which advises that "you can now sign-up to our complimentary SMS reminder service."</w:t>
       </w:r>
     </w:p>
     <w:p>
@@ -613,7 +729,28 @@
         <w:rPr>
           <w:i/>
         </w:rPr>
-        <w:t>https://www.accc.gov.au/public-registers/historical-registers</w:t>
+        <w:t>Source: WaterNSW</w:t>
+      </w:r>
+    </w:p>
+    <w:p>
+      <w:r>
+        <w:rPr>
+          <w:i/>
+        </w:rPr>
+        <w:t>https://www.waternsw.com.au/customer-services/metering/recording-and-reporting</w:t>
+      </w:r>
+    </w:p>
+    <w:p>
+      <w:r>
+        <w:t>**Water Reform Update** WaterNSW has made available an update - Online Water Accounting System (not stated), which advises that "Our 24/7 online Water Accounting System (iWAS) allows you to easily access and manage your water account anywhere, anytime." *(Source: WaterNSW)*</w:t>
+      </w:r>
+    </w:p>
+    <w:p>
+      <w:r>
+        <w:rPr>
+          <w:i/>
+        </w:rPr>
+        <w:t>https://www.waternsw.com.au/customer-services/ordering-and-trading</w:t>
       </w:r>
     </w:p>
     <w:p>
@@ -621,12 +758,12 @@
         <w:rPr>
           <w:b/>
         </w:rPr>
-        <w:t>Water Reform Update</w:t>
+        <w:t>Water Trading Deadlines Update</w:t>
       </w:r>
     </w:p>
     <w:p>
       <w:r>
-        <w:t>ACCC has made available an update - National Infrastructure Services Regulation (not stated), which advises that "[We also regulate national infrastructure services.]"</w:t>
+        <w:t>WaterNSW has made available an update - Water Reform (not stated), which advises that "the new 2025/26 deadlines to submit your trade application is 11:59pm 16 June 2026 for water sharing plans other than Murrumbidgee and NSW Murray and Lower Darling regulated interstate customers."</w:t>
       </w:r>
     </w:p>
     <w:p>
@@ -634,7 +771,7 @@
         <w:rPr>
           <w:i/>
         </w:rPr>
-        <w:t>Source: ACCC</w:t>
+        <w:t>Source: WaterNSW</w:t>
       </w:r>
     </w:p>
     <w:p>
@@ -642,7 +779,20 @@
         <w:rPr>
           <w:i/>
         </w:rPr>
-        <w:t>https://www.accc.gov.au/about-us</w:t>
+        <w:t>https://www.waternsw.com.au/customer-services/ordering-and-trading/trading-water</w:t>
+      </w:r>
+    </w:p>
+    <w:p>
+      <w:r>
+        <w:t>**Murrumbidgee IVT Update** WaterNSW has made available an update - Murrumbidgee Inter-Valley Trade (IVT) (23 April 2026), which advises that "There is capacity for 94.1GL to be transferred out of the Murrumbidgee valley." *(Source: WaterNSW)*</w:t>
+      </w:r>
+    </w:p>
+    <w:p>
+      <w:r>
+        <w:rPr>
+          <w:i/>
+        </w:rPr>
+        <w:t>https://www.waternsw.com.au/customer-services/ordering-and-trading/murrumbidgee-ivt</w:t>
       </w:r>
     </w:p>
     <w:p>
@@ -650,12 +800,12 @@
         <w:rPr>
           <w:b/>
         </w:rPr>
-        <w:t>Water Reform Strategy Update</w:t>
+        <w:t>Online Water Accounting System Update</w:t>
       </w:r>
     </w:p>
     <w:p>
       <w:r>
-        <w:t>(not stated) has made available an update - ACCC strategy (2026-29), which advises that "[Our 2026-29 strategy gives us clear direction for the next 3 years and outlines how we will achieve our purpose: to promote competition and protect consumers across Australia.]"</w:t>
+        <w:t>WaterNSW has made available an update - Online Water Accounting System (iWAS) (not stated), which advises that "[Our 24/7 online Water Accounting System (iWAS) allows you to easily access and manage your water account anywhere, anytime. iWAS is available to all registered WaterNSW regulated river, unregulated river and groundwater customers.]".</w:t>
       </w:r>
     </w:p>
     <w:p>
@@ -663,7 +813,7 @@
         <w:rPr>
           <w:i/>
         </w:rPr>
-        <w:t>Source: (not stated)</w:t>
+        <w:t>Source: WaterNSW</w:t>
       </w:r>
     </w:p>
     <w:p>
@@ -671,7 +821,33 @@
         <w:rPr>
           <w:i/>
         </w:rPr>
-        <w:t>https://www.accc.gov.au/about-us/accc-strategy-and-priorities</w:t>
+        <w:t>https://www.waternsw.com.au/customer-services/ordering-and-trading/iWAS</w:t>
+      </w:r>
+    </w:p>
+    <w:p>
+      <w:r>
+        <w:t>**Water Pricing Update** WaterNSW has made available an update - Water Reform (not stated), which advises that "we are here to help you understand water pricing in NSW." *(Source: WaterNSW)*</w:t>
+      </w:r>
+    </w:p>
+    <w:p>
+      <w:r>
+        <w:rPr>
+          <w:i/>
+        </w:rPr>
+        <w:t>https://www.waternsw.com.au/customer-services/water-pricing</w:t>
+      </w:r>
+    </w:p>
+    <w:p>
+      <w:r>
+        <w:t>**Water Pricing Update** WaterNSW has made available an update - Rural Bulk Water Prices 2025-26 (not stated), which advises that "The rural bulk water prices are for the period of 1 July 2025 to 30 June 2026 and Water Administration Ministerial Corporation (WAMC) for the period of 1 July 2025 to 30 September 2025." *(Source: WaterNSW)*</w:t>
+      </w:r>
+    </w:p>
+    <w:p>
+      <w:r>
+        <w:rPr>
+          <w:i/>
+        </w:rPr>
+        <w:t>https://www.waternsw.com.au/customer-services/water-pricing/fees-and-charges</w:t>
       </w:r>
     </w:p>
     <w:p>
@@ -679,12 +855,12 @@
         <w:rPr>
           <w:b/>
         </w:rPr>
-        <w:t>Water Reform Update</w:t>
+        <w:t>Water Pricing Update</w:t>
       </w:r>
     </w:p>
     <w:p>
       <w:r>
-        <w:t>Australian Competition and Consumer Commission (ACCC) has made available an update - Statement of Intent (not stated), which advises that "[A Statement of Expectations is issued by the responsible Minister to a regulator to provide clarity about the government's policies and objectives. We respond through a Statement of Intent, outlining how we will meet the government’s expectations.]".</w:t>
+        <w:t>WaterNSW has made available an update - Water Reform (not stated), which advises that "there is a delay to the 2025 Water Administration Ministerial Corporation (WAMC) determination until 1 October 2025. As such 2024-25 WAMC pricing will remain in place until 30 September 2025 and is subject to change 1 October 2025."</w:t>
       </w:r>
     </w:p>
     <w:p>
@@ -692,7 +868,7 @@
         <w:rPr>
           <w:i/>
         </w:rPr>
-        <w:t>Source: Australian Competition and Consumer Commission (ACCC)</w:t>
+        <w:t>Source: WaterNSW</w:t>
       </w:r>
     </w:p>
     <w:p>
@@ -700,7 +876,33 @@
         <w:rPr>
           <w:i/>
         </w:rPr>
-        <w:t>https://www.accc.gov.au/about-us/accc-role-and-structure</w:t>
+        <w:t>https://www.waternsw.com.au/customer-services/water-pricing/billing-calculators</w:t>
+      </w:r>
+    </w:p>
+    <w:p>
+      <w:r>
+        <w:t>**WaterNSW Pricing Proposal 2025-2030** The WaterNSW Pricing Proposal 2025-2030 (New South Wales) has been made under the authority of the (not stated). The Plan: - involves strategic and financial investments over the 2025-30 period; - was developed after extensive consultation with stakeholders; and - was submitted to the NSW Independent Pricing and Regulatory Tribunal (IPART) in September 2024. The Plan commenced on (not stated). *(Source: Lawlex Legislative Alert &amp; Premium Research)*</w:t>
+      </w:r>
+    </w:p>
+    <w:p>
+      <w:r>
+        <w:rPr>
+          <w:i/>
+        </w:rPr>
+        <w:t>https://www.waternsw.com.au/customer-services/water-pricing/2025-30-pricing-proposal</w:t>
+      </w:r>
+    </w:p>
+    <w:p>
+      <w:r>
+        <w:t>**WaterNSW Customer Service Charter Update** WaterNSW has made available an update - Customer Service Charter (not stated), which advises that "[All future metering enquiries regarding installation should be referred to the NSW Government's Water Reform Action Plan.]" *(Source: WaterNSW)*</w:t>
+      </w:r>
+    </w:p>
+    <w:p>
+      <w:r>
+        <w:rPr>
+          <w:i/>
+        </w:rPr>
+        <w:t>https://www.waternsw.com.au/customer-services/help-and-support/customer-service-charter</w:t>
       </w:r>
     </w:p>
     <w:p>
@@ -708,12 +910,12 @@
         <w:rPr>
           <w:b/>
         </w:rPr>
-        <w:t>Water Reform Update</w:t>
+        <w:t>Water Management Guidance</w:t>
       </w:r>
     </w:p>
     <w:p>
       <w:r>
-        <w:t>ACCC has made available an update - Designated Complaints Framework (not stated), which advises that "[Bodies designated by the Minister can submit complaints to the ACCC, and the ACCC is required to consider and publicly respond to the complaint within 90 days.]"</w:t>
+        <w:t>WaterNSW has made available an update - Farm Dam Handbook (2011), which advises that "this book provides advice to help you keep your dam in good condition to enhance the health of your property."</w:t>
       </w:r>
     </w:p>
     <w:p>
@@ -721,7 +923,7 @@
         <w:rPr>
           <w:i/>
         </w:rPr>
-        <w:t>Source: ACCC</w:t>
+        <w:t>Source: WaterNSW</w:t>
       </w:r>
     </w:p>
     <w:p>
@@ -729,44 +931,12 @@
         <w:rPr>
           <w:i/>
         </w:rPr>
-        <w:t>https://www.accc.gov.au/about-us/designated-complaints</w:t>
+        <w:t>https://www.waternsw.com.au/education/keeping-waterways-healthy/water-on-your-property</w:t>
       </w:r>
     </w:p>
     <w:p>
       <w:r>
-        <w:rPr>
-          <w:b/>
-        </w:rPr>
-        <w:t>ACCC Media Releases</w:t>
-      </w:r>
-    </w:p>
-    <w:p>
-      <w:r>
-        <w:t>ACCC has made available the following media releases:</w:t>
-      </w:r>
-    </w:p>
-    <w:p>
-      <w:pPr>
-        <w:pStyle w:val="ListBullet"/>
-      </w:pPr>
-      <w:r>
-        <w:t>"Water Markets Intermediaries Code obligations" information sessions (not stated);</w:t>
-      </w:r>
-    </w:p>
-    <w:p>
-      <w:pPr>
-        <w:pStyle w:val="ListBullet"/>
-      </w:pPr>
-      <w:r>
-        <w:t>"Water market manipulation and insider trading prohibitions" information sessions (not stated); and</w:t>
-      </w:r>
-    </w:p>
-    <w:p>
-      <w:pPr>
-        <w:pStyle w:val="ListBullet"/>
-      </w:pPr>
-      <w:r>
-        <w:t>(not stated) (not stated).</w:t>
+        <w:t>**Water Reform Update** WaterNSW has made available an update - Land and Property Management (not stated), which advises that "We can all play our part in keeping the local environment and waterways healthy." *(Source: WaterNSW)*</w:t>
       </w:r>
     </w:p>
     <w:p>
@@ -774,344 +944,7 @@
         <w:rPr>
           <w:i/>
         </w:rPr>
-        <w:t>Source: ACCC</w:t>
-      </w:r>
-    </w:p>
-    <w:p>
-      <w:r>
-        <w:rPr>
-          <w:i/>
-        </w:rPr>
-        <w:t>https://www.accc.gov.au/about-us/conferences-and-events</w:t>
-      </w:r>
-    </w:p>
-    <w:p>
-      <w:r>
-        <w:rPr>
-          <w:b/>
-        </w:rPr>
-        <w:t>Water Market Inquiry Update</w:t>
-      </w:r>
-    </w:p>
-    <w:p>
-      <w:r>
-        <w:t>ACCC has made available an update - Final Report Released (26 March 2021), which advises that "the ACCC released its final report and guide to the final report."</w:t>
-      </w:r>
-    </w:p>
-    <w:p>
-      <w:r>
-        <w:rPr>
-          <w:i/>
-        </w:rPr>
-        <w:t>Source: ACCC</w:t>
-      </w:r>
-    </w:p>
-    <w:p>
-      <w:r>
-        <w:rPr>
-          <w:i/>
-        </w:rPr>
-        <w:t>https://www.accc.gov.au/inquiries-and-consultations/finalised-inquiries/murray-darling-basin-water-markets-inquiry-2019-21</w:t>
-      </w:r>
-    </w:p>
-    <w:p>
-      <w:r>
-        <w:t>**WSAA National Product Appraisals Update** WSAA has made available an update - WSAA National Product Appraisals Program (not stated), which advises that "[The WSAA National Product Appraisals program provides a single coordinated product appraisal.]" *(Source: WSAA)*</w:t>
-      </w:r>
-    </w:p>
-    <w:p>
-      <w:r>
-        <w:rPr>
-          <w:i/>
-        </w:rPr>
-        <w:t>https://www.wsaa.asn.au/Web/Web/Resources/Product-Appraisals.aspx?hkey=7b861c3e-38bb-49c5-8f74-e74e2ea14f34</w:t>
-      </w:r>
-    </w:p>
-    <w:p>
-      <w:r>
-        <w:rPr>
-          <w:b/>
-        </w:rPr>
-        <w:t>Water Recycling Specialist Network Update</w:t>
-      </w:r>
-    </w:p>
-    <w:p>
-      <w:r>
-        <w:t>AWA Water Recycling Specialist Network Committee has made available an update - Upcoming Member Circles (4 March 2026), which advises that "[Member Circle Topic: Impacts of ISO certification on pricing submissions and potable water storage management]".</w:t>
-      </w:r>
-    </w:p>
-    <w:p>
-      <w:r>
-        <w:rPr>
-          <w:i/>
-        </w:rPr>
-        <w:t>Source: AWA Water Recycling Specialist Network Committee</w:t>
-      </w:r>
-    </w:p>
-    <w:p>
-      <w:r>
-        <w:rPr>
-          <w:i/>
-        </w:rPr>
-        <w:t>https://www.awa.asn.au/membership-specialist-water-networks</w:t>
-      </w:r>
-    </w:p>
-    <w:p>
-      <w:r>
-        <w:t>*(not stated) Media Releases*</w:t>
-      </w:r>
-    </w:p>
-    <w:p>
-      <w:r>
-        <w:t>(not stated) has made available the following media releases:</w:t>
-      </w:r>
-    </w:p>
-    <w:p>
-      <w:pPr>
-        <w:pStyle w:val="ListBullet"/>
-      </w:pPr>
-      <w:r>
-        <w:t>"Beyond Zero: turning net zero ambition into practical action" (16 Apr);</w:t>
-      </w:r>
-    </w:p>
-    <w:p>
-      <w:pPr>
-        <w:pStyle w:val="ListBullet"/>
-      </w:pPr>
-      <w:r>
-        <w:t>"Week in water: updates from across the water community" (16 Apr); and</w:t>
-      </w:r>
-    </w:p>
-    <w:p>
-      <w:pPr>
-        <w:pStyle w:val="ListBullet"/>
-      </w:pPr>
-      <w:r>
-        <w:t>"How ‘smart’ rainwater tanks can help keep platypus habitat healthy" (15 Apr).</w:t>
-      </w:r>
-    </w:p>
-    <w:p>
-      <w:r>
-        <w:rPr>
-          <w:i/>
-        </w:rPr>
-        <w:t>Source: (not stated)</w:t>
-      </w:r>
-    </w:p>
-    <w:p>
-      <w:r>
-        <w:rPr>
-          <w:i/>
-        </w:rPr>
-        <w:t>https://www.awa.asn.au/resources/latest-news</w:t>
-      </w:r>
-    </w:p>
-    <w:p>
-      <w:r>
-        <w:rPr>
-          <w:b/>
-        </w:rPr>
-        <w:t>Water Reform Update</w:t>
-      </w:r>
-    </w:p>
-    <w:p>
-      <w:r>
-        <w:t>(not stated) has made available an update - Digital Access to Publications (not stated), which advises that "Current magazine (2016-2025) and Water Journal back issues (1974-2015) will be available to AWA members soon via our new digital library, Indigo."</w:t>
-      </w:r>
-    </w:p>
-    <w:p>
-      <w:r>
-        <w:rPr>
-          <w:i/>
-        </w:rPr>
-        <w:t>Source: (not stated)</w:t>
-      </w:r>
-    </w:p>
-    <w:p>
-      <w:r>
-        <w:rPr>
-          <w:i/>
-        </w:rPr>
-        <w:t>https://www.awa.asn.au/member-magazine</w:t>
-      </w:r>
-    </w:p>
-    <w:p>
-      <w:r>
-        <w:rPr>
-          <w:b/>
-        </w:rPr>
-        <w:t>Water Reform Update</w:t>
-      </w:r>
-    </w:p>
-    <w:p>
-      <w:r>
-        <w:t>(not stated) has made available an update - The Treatment of PFAS-Impacted Groundwater Using Novel Regenerable Ion Exchange Resin: A Five-Year Case Study (not stated), which advises that "[Since 2019, 26 regenerations showed no PFAS build-up or resin breakdown.]"</w:t>
-      </w:r>
-    </w:p>
-    <w:p>
-      <w:r>
-        <w:rPr>
-          <w:i/>
-        </w:rPr>
-        <w:t>Source: (not stated)</w:t>
-      </w:r>
-    </w:p>
-    <w:p>
-      <w:r>
-        <w:rPr>
-          <w:i/>
-        </w:rPr>
-        <w:t>https://www.awa.asn.au/resources/water-e-journal</w:t>
-      </w:r>
-    </w:p>
-    <w:p>
-      <w:r>
-        <w:t>**Innovate Reconciliation Action Plan** The Innovate Reconciliation Action Plan (National) has been made under the authority of the (not stated). The Plan: - intends to develop and strengthen relationships with Aboriginal and Torres Strait Islander stakeholders; - continues to embed Traditional Owner voices within the organisation; and - promotes Aboriginal and Torres Strait Islander Knowledge in the water sector. The Plan commenced on January 2026. *(Source: Lawlex Legislative Alert &amp; Premium Research)*</w:t>
-      </w:r>
-    </w:p>
-    <w:p>
-      <w:r>
-        <w:rPr>
-          <w:i/>
-        </w:rPr>
-        <w:t>https://www.awa.asn.au/resources/reconciliation-action-plan</w:t>
-      </w:r>
-    </w:p>
-    <w:p>
-      <w:r>
-        <w:t>**Water Reform Update** The Australian Water Association (AWA) has made available an update - The Future of Water Report – the Australian Context (2022), which advises that "[The survey captured over 750 responses, highlighting how individuals and communities across Australia value and interact with water and key priorities for future water management at both a local and national level.]" *(Source: The Australian Water Association (AWA))*</w:t>
-      </w:r>
-    </w:p>
-    <w:p>
-      <w:r>
-        <w:rPr>
-          <w:i/>
-        </w:rPr>
-        <w:t>https://www.awa.asn.au/resources/futureofwaterreport</w:t>
-      </w:r>
-    </w:p>
-    <w:p>
-      <w:r>
-        <w:rPr>
-          <w:b/>
-        </w:rPr>
-        <w:t>Australian Water Association (AWA) Media Releases</w:t>
-      </w:r>
-    </w:p>
-    <w:p>
-      <w:r>
-        <w:t>AWA has made available the following media releases:</w:t>
-      </w:r>
-    </w:p>
-    <w:p>
-      <w:pPr>
-        <w:pStyle w:val="ListBullet"/>
-      </w:pPr>
-      <w:r>
-        <w:t>AWA launches National Water Week 2022 at Sydney Water (not stated);</w:t>
-      </w:r>
-    </w:p>
-    <w:p>
-      <w:pPr>
-        <w:pStyle w:val="ListBullet"/>
-      </w:pPr>
-      <w:r>
-        <w:t>AWA calls on Australians to celebrate National Water Week (not stated); and</w:t>
-      </w:r>
-    </w:p>
-    <w:p>
-      <w:pPr>
-        <w:pStyle w:val="ListBullet"/>
-      </w:pPr>
-      <w:r>
-        <w:t>Telling Our Water Stories this National Water Week (not stated).</w:t>
-      </w:r>
-    </w:p>
-    <w:p>
-      <w:r>
-        <w:rPr>
-          <w:i/>
-        </w:rPr>
-        <w:t>Source: Australian Water Association</w:t>
-      </w:r>
-    </w:p>
-    <w:p>
-      <w:r>
-        <w:rPr>
-          <w:i/>
-        </w:rPr>
-        <w:t>https://www.awa.asn.au/resources/media-releases</w:t>
-      </w:r>
-    </w:p>
-    <w:p>
-      <w:r>
-        <w:rPr>
-          <w:b/>
-        </w:rPr>
-        <w:t>Chris Davis AM Fellowship Update</w:t>
-      </w:r>
-    </w:p>
-    <w:p>
-      <w:r>
-        <w:t>AWA has made available an update - Fellowship Announcement (not stated), which advises that "The Chris Davis AM Fellowship is to be awarded to an individual that is leading a project, initiative or research activity that will contribute to sustainable water management in Australia."</w:t>
-      </w:r>
-    </w:p>
-    <w:p>
-      <w:r>
-        <w:rPr>
-          <w:i/>
-        </w:rPr>
-        <w:t>Source: AWA</w:t>
-      </w:r>
-    </w:p>
-    <w:p>
-      <w:r>
-        <w:rPr>
-          <w:i/>
-        </w:rPr>
-        <w:t>https://www.awa.asn.au/chris-davis-am-fellowship</w:t>
-      </w:r>
-    </w:p>
-    <w:p>
-      <w:r>
-        <w:rPr>
-          <w:b/>
-        </w:rPr>
-        <w:t>Water Reform Program Paused</w:t>
-      </w:r>
-    </w:p>
-    <w:p>
-      <w:r>
-        <w:t>AWA has made available an update - International Program Paused (not stated), which advises that "This progran has been paused. Please contact us if you require any further information."</w:t>
-      </w:r>
-    </w:p>
-    <w:p>
-      <w:r>
-        <w:rPr>
-          <w:i/>
-        </w:rPr>
-        <w:t>Source: AWA</w:t>
-      </w:r>
-    </w:p>
-    <w:p>
-      <w:r>
-        <w:rPr>
-          <w:i/>
-        </w:rPr>
-        <w:t>https://www.awa.asn.au/programs/international</w:t>
-      </w:r>
-    </w:p>
-    <w:p>
-      <w:r>
-        <w:t>**Water Reform Update** Circular Water Taskforce has made available an update - Circular Water Taskforce Initiatives (not stated), which advises that "[Flagship project: Unlocking Circular Water Markets – Exploring market opportunities and outlining the policy, investment and partnership shifts needed to unlock circular water markets.]" *(Source: Circular Water Taskforce)*</w:t>
-      </w:r>
-    </w:p>
-    <w:p>
-      <w:r>
-        <w:rPr>
-          <w:i/>
-        </w:rPr>
-        <w:t>https://www.awa.asn.au/program/circular-water-taskforce</w:t>
+        <w:t>https://www.waternsw.com.au/education/keeping-waterways-healthy/land-and-property-management</w:t>
       </w:r>
     </w:p>
     <w:p>
@@ -1134,7 +967,85 @@
         <w:pStyle w:val="Heading2"/>
       </w:pPr>
       <w:r>
-        <w:t>National - Urban Water Supply and Use</w:t>
+        <w:t>New South Wales - Urban Water Supply and Use</w:t>
+      </w:r>
+    </w:p>
+    <w:p>
+      <w:r>
+        <w:t>**Urban Water Supply Update** WaterNSW has made available an update - Urban Water Supply and Use (not stated), which advises that "WaterNSW manages a complex network of dams, storages and pipelines to supply water to its customers across Greater Sydney and Regional NSW". *(Source: WaterNSW)*</w:t>
+      </w:r>
+    </w:p>
+    <w:p>
+      <w:r>
+        <w:rPr>
+          <w:i/>
+        </w:rPr>
+        <w:t>https://www.waternsw.com.au/nsw-dams?filter=sydney</w:t>
+      </w:r>
+    </w:p>
+    <w:p>
+      <w:r>
+        <w:t>**Urban Water Supply and Use Update** WaterNSW has made available an update - Urban Water Supply and Use (not stated), which advises that "[WaterNSW releases water from our storages to deliver water, when and where it matters.]" *(Source: WaterNSW)*</w:t>
+      </w:r>
+    </w:p>
+    <w:p>
+      <w:r>
+        <w:rPr>
+          <w:i/>
+        </w:rPr>
+        <w:t>https://www.waternsw.com.au/water-services</w:t>
+      </w:r>
+    </w:p>
+    <w:p>
+      <w:r>
+        <w:t>**Urban Water Supply and Use Update** WaterNSW has made available an update - Greater Sydney Water Management (not stated), which advises that "Warragamba Dam is Greater Sydney's major supply dam." *(Source: WaterNSW)*</w:t>
+      </w:r>
+    </w:p>
+    <w:p>
+      <w:r>
+        <w:rPr>
+          <w:i/>
+        </w:rPr>
+        <w:t>https://www.waternsw.com.au/water-services/water-storage/managing-dams-and-reservoirs</w:t>
+      </w:r>
+    </w:p>
+    <w:p>
+      <w:r>
+        <w:t>**Urban Water Supply Update** WaterNSW has made available an update - Bulk Water Supply Management (not stated), which advises that "[WaterNSW manages the bulk supply of raw water to the Greater Sydney region and regional NSW. In fact, we supply more than two-thirds of the water used across NSW.]" *(Source: WaterNSW)*</w:t>
+      </w:r>
+    </w:p>
+    <w:p>
+      <w:r>
+        <w:rPr>
+          <w:i/>
+        </w:rPr>
+        <w:t>https://www.waternsw.com.au/water-services/water-delivery/bulk-water-supply</w:t>
+      </w:r>
+    </w:p>
+    <w:p>
+      <w:r>
+        <w:t>**Greater Sydney Drinking Water Catchment Update** WaterNSW has made available an update - Greater Sydney Drinking Water Catchment (not stated), which advises that "The five catchments in Greater Sydney cover 16,000 square kilometres of land. This is only 2% of the land area of NSW, but it supplies drinking water to 60% of the state's population - over 5 million people who live in Sydney and the Blue Mountains, Illawarra, Southern Highlands, Goulburn and Shoalhaven regions." *(Source: WaterNSW)*</w:t>
+      </w:r>
+    </w:p>
+    <w:p>
+      <w:r>
+        <w:rPr>
+          <w:i/>
+        </w:rPr>
+        <w:t>https://www.waternsw.com.au/education/learning-about-water/catchments</w:t>
+      </w:r>
+    </w:p>
+    <w:p>
+      <w:r>
+        <w:t>**Urban Water Supply Update** WaterNSW has made available an update - Greater Sydney Water Supply (not stated), which advises that "[WaterNSW manages the dams and raw (untreated) water supply system, and also helps protect the health of the water catchments.]" *(Source: WaterNSW)*</w:t>
+      </w:r>
+    </w:p>
+    <w:p>
+      <w:r>
+        <w:rPr>
+          <w:i/>
+        </w:rPr>
+        <w:t>https://www.waternsw.com.au/education/learning-about-water/the-water-supply-system</w:t>
       </w:r>
     </w:p>
     <w:p>
@@ -1142,12 +1053,12 @@
         <w:rPr>
           <w:b/>
         </w:rPr>
-        <w:t>Urban Water Supply and Use Update</w:t>
+        <w:t>Fish River Water Supply Scheme Update</w:t>
       </w:r>
     </w:p>
     <w:p>
       <w:r>
-        <w:t>WSAA has made available an update - Urban Water Supply and Use (not stated), which advises that "[Search WSAA's comprehensive collection of publications, papers, case studies, guidelines, factsheets, and submissions providing valuable insights, research, and best practices to support the urban water sector.]" *(Source: WSAA)*</w:t>
+        <w:t>WaterNSW has made available an update - Fish River Water Supply Scheme (not stated), which advises that "[The Fish River water supply scheme on the NSW Central Tablelands is unique as the only water supply scheme in eastern Australia to transfer western flowing water east of the Great Dividing Range, mostly by gravity.]"</w:t>
       </w:r>
     </w:p>
     <w:p>
@@ -1155,7 +1066,15 @@
         <w:rPr>
           <w:i/>
         </w:rPr>
-        <w:t>https://www.wsaa.asn.au/Web/Web/Resources/Reports-and-resources.aspx?hkey=b217bc36-1b4a-4baf-a5df-c90f28ef6b8e</w:t>
+        <w:t>Source: WaterNSW</w:t>
+      </w:r>
+    </w:p>
+    <w:p>
+      <w:r>
+        <w:rPr>
+          <w:i/>
+        </w:rPr>
+        <w:t>https://www.waternsw.com.au/education/learning-about-water/history-and-heritage</w:t>
       </w:r>
     </w:p>
     <w:p>
@@ -1170,7 +1089,7 @@
         <w:pStyle w:val="Heading1"/>
       </w:pPr>
       <w:r>
-        <w:t>3. Water Rights</w:t>
+        <w:t>3. Rural Water Supply and Use</w:t>
       </w:r>
     </w:p>
     <w:p>
@@ -1178,44 +1097,12 @@
         <w:pStyle w:val="Heading2"/>
       </w:pPr>
       <w:r>
-        <w:t>National - Water Rights</w:t>
+        <w:t>New South Wales - Rural Water Supply and Use</w:t>
       </w:r>
     </w:p>
     <w:p>
       <w:r>
-        <w:rPr>
-          <w:b/>
-        </w:rPr>
-        <w:t>ACCC Media Releases</w:t>
-      </w:r>
-    </w:p>
-    <w:p>
-      <w:r>
-        <w:t>ACCC has made available the following media releases:</w:t>
-      </w:r>
-    </w:p>
-    <w:p>
-      <w:pPr>
-        <w:pStyle w:val="ListBullet"/>
-      </w:pPr>
-      <w:r>
-        <w:t>inquiry into markets for tradeable water rights in the Murray-Darling Basin (not stated);</w:t>
-      </w:r>
-    </w:p>
-    <w:p>
-      <w:pPr>
-        <w:pStyle w:val="ListBullet"/>
-      </w:pPr>
-      <w:r>
-        <w:t>(not stated) (not stated); and</w:t>
-      </w:r>
-    </w:p>
-    <w:p>
-      <w:pPr>
-        <w:pStyle w:val="ListBullet"/>
-      </w:pPr>
-      <w:r>
-        <w:t>(not stated) (not stated).</w:t>
+        <w:t>**Glenbawn Dam Update** WaterNSW has made available an update - Glenbawn Dam Capacity and Operations (not stated), which advises that "Glenbawn Dam has a capacity of 750,000 megalitres, one and a half times that of Sydney Harbour. It has additional potential capacity of 120,000 megalitres for flood mitigation." *(Source: WaterNSW)*</w:t>
       </w:r>
     </w:p>
     <w:p>
@@ -1223,7 +1110,12 @@
         <w:rPr>
           <w:i/>
         </w:rPr>
-        <w:t>Source: ACCC</w:t>
+        <w:t>https://www.waternsw.com.au/nsw-dams/regional-nsw-dams/glenbawn-dam</w:t>
+      </w:r>
+    </w:p>
+    <w:p>
+      <w:r>
+        <w:t>**Toonumbar Dam Update** WaterNSW has made available an update - Rural Water Supply and Use (not stated), which advises that "Toonumbar Dam was built to provide a reliable supply of water for irrigation in the Richmond Valley, meet downstream stock and domestic needs, and provide flood mitigation and environmental flows." *(Source: WaterNSW)*</w:t>
       </w:r>
     </w:p>
     <w:p>
@@ -1231,7 +1123,20 @@
         <w:rPr>
           <w:i/>
         </w:rPr>
-        <w:t>https://www.accc.gov.au/inquiries-and-consultations/finalised-inquiries</w:t>
+        <w:t>https://www.waternsw.com.au/nsw-dams/regional-nsw-dams/toonumbar-dam</w:t>
+      </w:r>
+    </w:p>
+    <w:p>
+      <w:r>
+        <w:t>**Online Water Ordering System Update** WaterNSW has made available an update - Online Water Ordering System (not stated), which advises that "You can complete your water order using our 24/7 online Water Accounting System (iWAS)." *(Source: WaterNSW)*</w:t>
+      </w:r>
+    </w:p>
+    <w:p>
+      <w:r>
+        <w:rPr>
+          <w:i/>
+        </w:rPr>
+        <w:t>https://www.waternsw.com.au/customer-services/ordering-and-trading/ordering-water</w:t>
       </w:r>
     </w:p>
     <w:p>
@@ -1246,7 +1151,243 @@
         <w:pStyle w:val="Heading1"/>
       </w:pPr>
       <w:r>
-        <w:t>4. Upcoming Dates</w:t>
+        <w:t>4. Conservation</w:t>
+      </w:r>
+    </w:p>
+    <w:p>
+      <w:pPr>
+        <w:pStyle w:val="Heading2"/>
+      </w:pPr>
+      <w:r>
+        <w:t>New South Wales - Conservation</w:t>
+      </w:r>
+    </w:p>
+    <w:p>
+      <w:r>
+        <w:rPr>
+          <w:b/>
+        </w:rPr>
+        <w:t>Conservation Update: Native Vegetation and Wildlife Protection</w:t>
+      </w:r>
+    </w:p>
+    <w:p>
+      <w:r>
+        <w:t>(not stated) has made available an update - Conservation Efforts in New South Wales (not stated), which advises that "Remnant native vegetation is protected by the Native Vegetation Act 2003 . The legislation prevents broadscale clearing to protect the health of our land, rivers and wildlife." *(Source: (not stated))*</w:t>
+      </w:r>
+    </w:p>
+    <w:p>
+      <w:r>
+        <w:rPr>
+          <w:i/>
+        </w:rPr>
+        <w:t>https://www.waternsw.com.au/education/keeping-waterways-healthy/flora-and-fauna</w:t>
+      </w:r>
+    </w:p>
+    <w:p>
+      <w:pPr>
+        <w:pBdr>
+          <w:bottom w:val="single" w:sz="6" w:space="1" w:color="auto"/>
+        </w:pBdr>
+      </w:pPr>
+    </w:p>
+    <w:p>
+      <w:pPr>
+        <w:pStyle w:val="Heading1"/>
+      </w:pPr>
+      <w:r>
+        <w:t>5. Water Rights</w:t>
+      </w:r>
+    </w:p>
+    <w:p>
+      <w:pPr>
+        <w:pStyle w:val="Heading2"/>
+      </w:pPr>
+      <w:r>
+        <w:t>New South Wales - Water Rights</w:t>
+      </w:r>
+    </w:p>
+    <w:p>
+      <w:r>
+        <w:t>**Basic Landholder Rights Update** WaterNSW has made available an update - Basic Landholder Rights (not stated), which advises that "Customers can now apply for a basic landholder rights (BLR) bore through our Customer Portal." *(Source: WaterNSW)*</w:t>
+      </w:r>
+    </w:p>
+    <w:p>
+      <w:r>
+        <w:rPr>
+          <w:i/>
+        </w:rPr>
+        <w:t>https://www.waternsw.com.au/customer-services/water-licensing/basic-landholder-rights</w:t>
+      </w:r>
+    </w:p>
+    <w:p>
+      <w:pPr>
+        <w:pBdr>
+          <w:bottom w:val="single" w:sz="6" w:space="1" w:color="auto"/>
+        </w:pBdr>
+      </w:pPr>
+    </w:p>
+    <w:p>
+      <w:pPr>
+        <w:pStyle w:val="Heading1"/>
+      </w:pPr>
+      <w:r>
+        <w:t>6. Waterways and Flood Mitigation</w:t>
+      </w:r>
+    </w:p>
+    <w:p>
+      <w:pPr>
+        <w:pStyle w:val="Heading2"/>
+      </w:pPr>
+      <w:r>
+        <w:t>New South Wales - Waterways and Flood Mitigation</w:t>
+      </w:r>
+    </w:p>
+    <w:p>
+      <w:r>
+        <w:t>**Waterways and Flood Mitigation Update** WaterNSW has made available an update - Extreme Weather Response (not stated), which advises that "WaterNSW has an Incident Management Team to ensure our response is fast and effective in delivering the best possible outcome for the customers and communities we serve." *(Source: WaterNSW)*</w:t>
+      </w:r>
+    </w:p>
+    <w:p>
+      <w:r>
+        <w:rPr>
+          <w:i/>
+        </w:rPr>
+        <w:t>https://www.waternsw.com.au/water-services/extreme-weather-response</w:t>
+      </w:r>
+    </w:p>
+    <w:p>
+      <w:r>
+        <w:rPr>
+          <w:b/>
+        </w:rPr>
+        <w:t>Waterways Health Responsibility</w:t>
+      </w:r>
+    </w:p>
+    <w:p>
+      <w:r>
+        <w:t>WaterNSW has made available an update - Waterways and Flood Mitigation (not stated), which advises that "[Keeping our waterways healthy is everybody's responsibility.]"</w:t>
+      </w:r>
+    </w:p>
+    <w:p>
+      <w:r>
+        <w:rPr>
+          <w:i/>
+        </w:rPr>
+        <w:t>Source: WaterNSW</w:t>
+      </w:r>
+    </w:p>
+    <w:p>
+      <w:r>
+        <w:rPr>
+          <w:i/>
+        </w:rPr>
+        <w:t>https://www.waternsw.com.au/education/keeping-waterways-healthy</w:t>
+      </w:r>
+    </w:p>
+    <w:p>
+      <w:pPr>
+        <w:pBdr>
+          <w:bottom w:val="single" w:sz="6" w:space="1" w:color="auto"/>
+        </w:pBdr>
+      </w:pPr>
+    </w:p>
+    <w:p>
+      <w:pPr>
+        <w:pStyle w:val="Heading1"/>
+      </w:pPr>
+      <w:r>
+        <w:t>7. General Water Quality and Sustainability</w:t>
+      </w:r>
+    </w:p>
+    <w:p>
+      <w:pPr>
+        <w:pStyle w:val="Heading2"/>
+      </w:pPr>
+      <w:r>
+        <w:t>New South Wales - General Water Quality and Sustainability</w:t>
+      </w:r>
+    </w:p>
+    <w:p>
+      <w:r>
+        <w:rPr>
+          <w:b/>
+        </w:rPr>
+        <w:t>Water Quality Monitoring Update</w:t>
+      </w:r>
+    </w:p>
+    <w:p>
+      <w:r>
+        <w:t>WaterNSW has made available an update - General Water Quality and Sustainability (not stated), which advises that "Monitoring water quality allows WaterNSW to quickly respond to changes and where appropriate, the data collected is used to inform the development of mitigation strategies to improve water quality."</w:t>
+      </w:r>
+    </w:p>
+    <w:p>
+      <w:r>
+        <w:rPr>
+          <w:i/>
+        </w:rPr>
+        <w:t>Source: WaterNSW</w:t>
+      </w:r>
+    </w:p>
+    <w:p>
+      <w:r>
+        <w:rPr>
+          <w:i/>
+        </w:rPr>
+        <w:t>https://www.waternsw.com.au/water-services/water-quality</w:t>
+      </w:r>
+    </w:p>
+    <w:p>
+      <w:r>
+        <w:t>**Water Quality Monitoring Update** WaterNSW has made available an update - Monitoring Water Quality Across New South Wales (not stated), which advises that "[The raw water we supply comes from rivers and lakes, where quality can vary at times as these are natural environments.]" *(Source: WaterNSW)*</w:t>
+      </w:r>
+    </w:p>
+    <w:p>
+      <w:r>
+        <w:rPr>
+          <w:i/>
+        </w:rPr>
+        <w:t>https://www.waternsw.com.au/water-services/water-quality/management</w:t>
+      </w:r>
+    </w:p>
+    <w:p>
+      <w:r>
+        <w:t>**Water Quality Monitoring Update** WaterNSW has made available an update - Annual Water Quality Monitoring Report (not stated), which advises that "WaterNSW is committed to providing up-to-date and transparent data. This includes our Annual Water Quality Monitoring Report." *(Source: WaterNSW)*</w:t>
+      </w:r>
+    </w:p>
+    <w:p>
+      <w:r>
+        <w:rPr>
+          <w:i/>
+        </w:rPr>
+        <w:t>https://www.waternsw.com.au/water-services/water-quality/monitoring-and-reporting</w:t>
+      </w:r>
+    </w:p>
+    <w:p>
+      <w:r>
+        <w:t>**General Water Quality and Sustainability Update** WaterNSW has made available an update - Managing raw water quality across NSW (not stated), which advises that "Managing the Greater Sydney catchment areas and ensuring we reduce pollution risks is a key responsibility of ours." *(Source: WaterNSW)*</w:t>
+      </w:r>
+    </w:p>
+    <w:p>
+      <w:r>
+        <w:rPr>
+          <w:i/>
+        </w:rPr>
+        <w:t>https://www.waternsw.com.au/education/keeping-waterways-healthy/maintaining-water-quality</w:t>
+      </w:r>
+    </w:p>
+    <w:p>
+      <w:pPr>
+        <w:pBdr>
+          <w:bottom w:val="single" w:sz="6" w:space="1" w:color="auto"/>
+        </w:pBdr>
+      </w:pPr>
+    </w:p>
+    <w:p>
+      <w:pPr>
+        <w:pStyle w:val="Heading1"/>
+      </w:pPr>
+      <w:r>
+        <w:t>8. Upcoming Dates</w:t>
       </w:r>
     </w:p>
     <w:p>
@@ -1266,7 +1407,7 @@
         <w:pStyle w:val="Heading1"/>
       </w:pPr>
       <w:r>
-        <w:t>5. Previous Water Newsfeeds</w:t>
+        <w:t>9. Previous Water Newsfeeds</w:t>
       </w:r>
     </w:p>
     <w:p>

--- a/outputs/2026-04-23/Water_Newsfeed.docx
+++ b/outputs/2026-04-23/Water_Newsfeed.docx
@@ -54,7 +54,7 @@
         <w:pStyle w:val="ListNumber"/>
       </w:pPr>
       <w:r>
-        <w:t>3. Rural Water Supply and Use</w:t>
+        <w:t>3. Waterways and Flood Mitigation</w:t>
       </w:r>
     </w:p>
     <w:p>
@@ -62,7 +62,7 @@
         <w:pStyle w:val="ListNumber"/>
       </w:pPr>
       <w:r>
-        <w:t>4. Conservation</w:t>
+        <w:t>4. Upcoming Dates</w:t>
       </w:r>
     </w:p>
     <w:p>
@@ -70,39 +70,7 @@
         <w:pStyle w:val="ListNumber"/>
       </w:pPr>
       <w:r>
-        <w:t>5. Water Rights</w:t>
-      </w:r>
-    </w:p>
-    <w:p>
-      <w:pPr>
-        <w:pStyle w:val="ListNumber"/>
-      </w:pPr>
-      <w:r>
-        <w:t>6. Waterways and Flood Mitigation</w:t>
-      </w:r>
-    </w:p>
-    <w:p>
-      <w:pPr>
-        <w:pStyle w:val="ListNumber"/>
-      </w:pPr>
-      <w:r>
-        <w:t>7. General Water Quality and Sustainability</w:t>
-      </w:r>
-    </w:p>
-    <w:p>
-      <w:pPr>
-        <w:pStyle w:val="ListNumber"/>
-      </w:pPr>
-      <w:r>
-        <w:t>8. Upcoming Dates</w:t>
-      </w:r>
-    </w:p>
-    <w:p>
-      <w:pPr>
-        <w:pStyle w:val="ListNumber"/>
-      </w:pPr>
-      <w:r>
-        <w:t>9. Previous Water Newsfeeds</w:t>
+        <w:t>5. Previous Water Newsfeeds</w:t>
       </w:r>
     </w:p>
     <w:p>
@@ -160,15 +128,28 @@
     </w:p>
     <w:p>
       <w:r>
-        <w:rPr>
-          <w:b/>
-        </w:rPr>
-        <w:t>Tallowa Dam Fish Lift Upgrade</w:t>
+        <w:t>**WaterNSW Advances First Nations Engagement** WaterNSW has announced that "Advancing First Nations engagement within WaterNSW has provided us with the opportunity to look, listen and learn about our operations from the perspectives of First Nations people." According to WaterNSW, "The implementation of our Innovate RAP will now reinforce our achievements, continuing to build on the cultural competency of our employees and create a culturally safe environment for all First Nations people." WaterNSW's media release (not stated) *(Source: WaterNSW)*</w:t>
       </w:r>
     </w:p>
     <w:p>
       <w:r>
-        <w:t>WaterNSW has made available an update - Tallowa Dam Fish Lift Upgrade (November 2024), which advises that "Work to upgrade the Tallowa Dam fish lift started in November 2024 and will be completed in early 2026."</w:t>
+        <w:rPr>
+          <w:i/>
+        </w:rPr>
+        <w:t>https://www.waternsw.com.au/first-nations-programs</w:t>
+      </w:r>
+    </w:p>
+    <w:p>
+      <w:r>
+        <w:rPr>
+          <w:b/>
+        </w:rPr>
+        <w:t>Water Management Regulation Update</w:t>
+      </w:r>
+    </w:p>
+    <w:p>
+      <w:r>
+        <w:t>WaterNSW has made available an update - Water Reform Compliance (not stated), which advises that "[To comply with the Water Management (General) Regulation 2025, this form is to be completed by all water users whose work(s) don’t require a meter to record annual licensed and basic landholder rights (BLR) water take from a licensed work, and to confirm that cease to take conditions do not apply.]"</w:t>
       </w:r>
     </w:p>
     <w:p>
@@ -184,12 +165,12 @@
         <w:rPr>
           <w:i/>
         </w:rPr>
-        <w:t>https://www.waternsw.com.au/nsw-dams/greater-sydney-dams/tallowa-dam</w:t>
+        <w:t>https://www.waternsw.com.au/customer-services/metering/annual-recording-and-reporting-form</w:t>
       </w:r>
     </w:p>
     <w:p>
       <w:r>
-        <w:t>**Water Reform Update** WaterNSW has made available an update - Dam Safety Management (not stated), which advises that "WaterNSW complies with a strict set of requirements for each of the dams we manage as outlined under the NSW Dams Safety Act 2015." *(Source: WaterNSW)*</w:t>
+        <w:t>**WaterNSW Regulation 2026 Draft Plan** The WaterNSW Regulation 2026 (New South Wales) has been made under the authority of the (not stated). The Plan: - is essential for WaterNSW to manage and protect declared catchment areas; - defines local councils to which WaterNSW supplies water; and - contains several amendments proposed to clarify the intent or improve the effectiveness of some provisions. The Plan commenced on 16 February 2026. *(Source: Lawlex Legislative Alert &amp; Premium Research)*</w:t>
       </w:r>
     </w:p>
     <w:p>
@@ -197,12 +178,12 @@
         <w:rPr>
           <w:i/>
         </w:rPr>
-        <w:t>https://www.waternsw.com.au/water-services/water-storage/dam-safety</w:t>
+        <w:t>https://www.waternsw.com.au/community-news/the-flow/2026/review-of-the-waternsw-regulation-2020</w:t>
       </w:r>
     </w:p>
     <w:p>
       <w:r>
-        <w:t>**Water Operations Update** WaterNSW has made available an update - River Management Practices (not stated), which advises that "We effectively operate the state's regulated rivers to deliver water and manage river levels." *(Source: WaterNSW)*</w:t>
+        <w:t>**WaterNSW Celebrates National Reconciliation Week 2025** WaterNSW has announced that "[We’ve been engaging with First Nations communities to develop strong and trusting relationships, extending from Reconciliation Week to NAIDOC, to the modern-day corroboree of the Koori Knockout on Wiradjuri Country and support for the annual memorial of the Appin Massacre.]". According to WaterNSW, "[In ‘Bridging Now to Next’ we reflected together on WaterNSW’s reconciliation journey and the strides we’ve made to move forward together.]". WaterNSW's media release (19 June 2025) *(Source: WaterNSW)*</w:t>
       </w:r>
     </w:p>
     <w:p>
@@ -210,12 +191,12 @@
         <w:rPr>
           <w:i/>
         </w:rPr>
-        <w:t>https://www.waternsw.com.au/water-services/water-delivery/river-operations</w:t>
+        <w:t>https://www.waternsw.com.au/community-news/the-flow/2025/national-reconciliation-week-2025</w:t>
       </w:r>
     </w:p>
     <w:p>
       <w:r>
-        <w:t>**Water Reform Update** WaterNSW has made available an update - Environmental Flows (not stated), which advises that "WaterNSW releases environmental water from our storages to help mitigate environmental impacts." *(Source: WaterNSW)*</w:t>
+        <w:t>**Water Reform in New South Wales** WaterNSW has announced that "it's part of our new Catchment Carers program where we are taking to the road to deliver our water education activities at schools in Sydney’s drinking water catchment." According to WaterNSW, "these incursions to local schools allow us to share some of the wonderful educational experiences previously only available to schools who visit our Warragamba Dam Visitor Centre." WaterNSW's media release (1 April 2025) *(Source: WaterNSW)*</w:t>
       </w:r>
     </w:p>
     <w:p>
@@ -223,7 +204,20 @@
         <w:rPr>
           <w:i/>
         </w:rPr>
-        <w:t>https://www.waternsw.com.au/water-services/water-delivery/environmental-flows</w:t>
+        <w:t>https://www.waternsw.com.au/community-news/the-flow/2025/catchment-carers-program-takes-water-education-into-schools</w:t>
+      </w:r>
+    </w:p>
+    <w:p>
+      <w:r>
+        <w:t>**WaterNSW Shortlisted for NSW Water Awards 2025** WaterNSW has announced that "WaterNSW has been shortlisted in two categories at the 2025 NSW Water Award, recognising outstanding achievements of innovation in the water sector." According to WaterNSW, "We are delighted some of our many important research projects have been recognised in this way." WaterNSW's media release (15 January 2025) *(Source: WaterNSW)*</w:t>
+      </w:r>
+    </w:p>
+    <w:p>
+      <w:r>
+        <w:rPr>
+          <w:i/>
+        </w:rPr>
+        <w:t>https://www.waternsw.com.au/community-news/the-flow/2025/innovation-recognised-by-water-award-nominations</w:t>
       </w:r>
     </w:p>
     <w:p>
@@ -231,12 +225,22 @@
         <w:rPr>
           <w:b/>
         </w:rPr>
-        <w:t>Water Reform Update</w:t>
+        <w:t>Sign up to receive blue-green algae alerts on WaterInsights</w:t>
       </w:r>
     </w:p>
     <w:p>
       <w:r>
-        <w:t>WaterNSW has made available an update - Catchment Protection (not stated), which advises that "[In Greater Sydney, WaterNSW is responsible for protecting the health of the Sydney catchment area to ensure reliable, quality drinking water is available for the 5 million people of Sydney and the Illawarra, Blue Mountains, Southern Highlands, Goulburn and Shoalhaven regions.]"</w:t>
+        <w:t>WaterNSW has announced that "[People can now sign up to receive alerts about potentially toxic blue-green algae in dams and rivers across the state, by creating a free account on WaterInsights.]".</w:t>
+      </w:r>
+    </w:p>
+    <w:p>
+      <w:r>
+        <w:t>According to WaterNSW, "[Algae alerts are now available on WaterInsights, and we want as many water users as possible to sign up so they can safely enjoy our dams and recreational areas.]".</w:t>
+      </w:r>
+    </w:p>
+    <w:p>
+      <w:r>
+        <w:t>WaterNSW's media release (1 APRIL 2026)</w:t>
       </w:r>
     </w:p>
     <w:p>
@@ -252,12 +256,12 @@
         <w:rPr>
           <w:i/>
         </w:rPr>
-        <w:t>https://www.waternsw.com.au/water-services/catchment-protection</w:t>
+        <w:t>https://www.waternsw.com.au/community-news/media-releases/2026/sign-up-to-receive-blue-green-algae-alerts-on-waterinsights</w:t>
       </w:r>
     </w:p>
     <w:p>
       <w:r>
-        <w:t>**WaterNSW Catchment Management Update** WaterNSW has made available an update - Catchment Management Strategy (not stated), which advises that "Research plays a key role in our management of the Sydney catchment. Each year we publish a Catchment Protection Work Program (available below) that details the specific work and activities that will be delivered." *(Source: WaterNSW)*</w:t>
+        <w:t>**WaterNSW dam safety project wins top AWA award** WaterNSW has announced that "an automated high-tech dam safety surveillance system installed at a critical Sydney water supply storage has won WaterNSW a major infrastructure award at the Australian Water Association (AWA) annual NSW awards." According to WaterNSW, "The WaterNSW Prospect Automated Surveying System project won the NSW Infrastructure Innovation award for implementing an advanced real-time monitoring network at Prospect Reservoir, which stores water from Warragamba Dam, and is located approximately 34km west of Sydney." WaterNSW's media release (18 MARCH 2026) *(Source: WaterNSW)*</w:t>
       </w:r>
     </w:p>
     <w:p>
@@ -265,12 +269,12 @@
         <w:rPr>
           <w:i/>
         </w:rPr>
-        <w:t>https://www.waternsw.com.au/water-services/catchment-protection/management</w:t>
+        <w:t>https://www.waternsw.com.au/community-news/media-releases/2026/waternsw-dam-safety-project-wins-top-awa-award</w:t>
       </w:r>
     </w:p>
     <w:p>
       <w:r>
-        <w:t>**Water Reform Update** WaterNSW has made available an update - Special and Controlled Areas (not stated), which advises that "Public entry and activities are prohibited or restricted in these areas to protect water quality." *(Source: WaterNSW)*</w:t>
+        <w:t>**WaterNSW shortlists 3 more sites for pumped hydro** WaterNSW has announced that "Blowering, Burrendong and Hume dams are three of the WaterNSW sites shortlisted for potential new pumped hydro energy storage projects." According to WaterNSW, "This announcement is an important milestone in identifying new sites at WaterNSW dams that could host more privately developed long-duration pumped hydro projects to support the State’s renewable energy transition." WaterNSW's media release (2 OCTOBER 2025) *(Source: WaterNSW)*</w:t>
       </w:r>
     </w:p>
     <w:p>
@@ -278,59 +282,7 @@
         <w:rPr>
           <w:i/>
         </w:rPr>
-        <w:t>https://www.waternsw.com.au/water-services/catchment-protection/protected-special-and-controlled-areas</w:t>
-      </w:r>
-    </w:p>
-    <w:p>
-      <w:r>
-        <w:t>**Water Quality Requirements for Developments** WaterNSW has made available an update - Water Reform (not stated), which advises that "[All proposed developments in this catchment are required to have a neutral or beneficial effect on water quality (NorBE).]" *(Source: WaterNSW)*</w:t>
-      </w:r>
-    </w:p>
-    <w:p>
-      <w:r>
-        <w:rPr>
-          <w:i/>
-        </w:rPr>
-        <w:t>https://www.waternsw.com.au/water-services/catchment-protection/building-and-development</w:t>
-      </w:r>
-    </w:p>
-    <w:p>
-      <w:r>
-        <w:t>**Water Reform Update** WaterNSW has made available an update - Residential Land Use Management (not stated), which advises that "landholders who live within Sydney catchment areas are responsible for appropriately managing the land that they reside upon." *(Source: WaterNSW)*</w:t>
-      </w:r>
-    </w:p>
-    <w:p>
-      <w:r>
-        <w:rPr>
-          <w:i/>
-        </w:rPr>
-        <w:t>https://www.waternsw.com.au/water-services/catchment-protection/land-use-and-management</w:t>
-      </w:r>
-    </w:p>
-    <w:p>
-      <w:r>
-        <w:t>**Water Data Utilization Update** WaterNSW has made available an update - Water Reform (not stated), which advises that "We use and share data to enable the best water decisions and outcomes." *(Source: WaterNSW)*</w:t>
-      </w:r>
-    </w:p>
-    <w:p>
-      <w:r>
-        <w:rPr>
-          <w:i/>
-        </w:rPr>
-        <w:t>https://www.waternsw.com.au/water-services/water-data</w:t>
-      </w:r>
-    </w:p>
-    <w:p>
-      <w:r>
-        <w:t>**Water Monitoring Network Update** WaterNSW has made available an update - Water Reform (not stated), which advises that "WaterNSW operates a wide range of water monitoring programs to measure both water quality, and quantity, in all rivers, streams, groundwater bores and the dams that we operate across NSW." *(Source: WaterNSW)*</w:t>
-      </w:r>
-    </w:p>
-    <w:p>
-      <w:r>
-        <w:rPr>
-          <w:i/>
-        </w:rPr>
-        <w:t>https://www.waternsw.com.au/water-services/water-data/water-monitoring-network</w:t>
+        <w:t>https://www.waternsw.com.au/community-news/media-releases/2025/waternsw-shortlists-3-more-sites-for-pumped-hydro</w:t>
       </w:r>
     </w:p>
     <w:p>
@@ -338,80 +290,22 @@
         <w:rPr>
           <w:b/>
         </w:rPr>
-        <w:t>WaterInsights Web Tool Launch</w:t>
+        <w:t>Pindari Dam trial targets cold water pollution impacts on native fish</w:t>
       </w:r>
     </w:p>
     <w:p>
       <w:r>
-        <w:t>(not stated) has made available an update - WaterInsights Web Tool Launch (not stated), which advises that "[WaterInsights is an interactive web tool, covering more than 800 water sources in NSW.]"</w:t>
+        <w:t>WaterNSW has announced that "[WaterNSW will host a unique trial aimed at addressing one of the major factors impacting inland native fish breeding, with the Australian Government providing a $26.2 million investment into the Pindari Dam Cold Water Pollution project.]".</w:t>
       </w:r>
     </w:p>
     <w:p>
       <w:r>
-        <w:rPr>
-          <w:i/>
-        </w:rPr>
-        <w:t>Source: (not stated)</w:t>
+        <w:t>According to WaterNSW, "[Cold water pollution is a well-recognised issue associated with dam operations, especially the large supply dams that are typical to regional NSW,]".</w:t>
       </w:r>
     </w:p>
     <w:p>
       <w:r>
-        <w:rPr>
-          <w:i/>
-        </w:rPr>
-        <w:t>https://www.waternsw.com.au/water-services/water-data/water-insights</w:t>
-      </w:r>
-    </w:p>
-    <w:p>
-      <w:r>
-        <w:t>**WaterNSW Minor Projects Update** WaterNSW has made available an update - Minor Projects (not stated), which advises that "[WaterNSW undertakes a broad range of minor projects including maintenance and upgrades to our infrastructure to ensure we can continue to deliver water, when and where it’s needed.]" *(Source: WaterNSW)*</w:t>
-      </w:r>
-    </w:p>
-    <w:p>
-      <w:r>
-        <w:rPr>
-          <w:i/>
-        </w:rPr>
-        <w:t>https://www.waternsw.com.au/water-services/projects/minor-projects</w:t>
-      </w:r>
-    </w:p>
-    <w:p>
-      <w:r>
-        <w:t>**WaterNSW Media Releases** WaterNSW has made available the following media releases: - "Community-update-Renewable-Energy-Program-pre-feasibility-studies-March-2025.pdf" (March 2025); - "Renewable Energy Storage Program update" (November 2024); and - (not stated) (not stated). *(Source: WaterNSW)*</w:t>
-      </w:r>
-    </w:p>
-    <w:p>
-      <w:r>
-        <w:rPr>
-          <w:i/>
-        </w:rPr>
-        <w:t>https://www.waternsw.com.au/water-services/renewable-energy-and-storage-program</w:t>
-      </w:r>
-    </w:p>
-    <w:p>
-      <w:r>
-        <w:t>**WaterNSW Renewable Energy Update** WaterNSW has made available an update - Phoenix Pumped Hydro Project (not stated), which advises that "[The Project is located within the Central-West Orana REZ and, if constructed, will provide the long duration storage required to support renewables penetration in this region.]" *(Source: WaterNSW)*</w:t>
-      </w:r>
-    </w:p>
-    <w:p>
-      <w:r>
-        <w:rPr>
-          <w:i/>
-        </w:rPr>
-        <w:t>https://www.waternsw.com.au/water-services/renewable-energy-and-storage-program/phoenix-pumped-hydro-project</w:t>
-      </w:r>
-    </w:p>
-    <w:p>
-      <w:r>
-        <w:rPr>
-          <w:b/>
-        </w:rPr>
-        <w:t>AGL's Pumped Hydro Projects in Upper Hunter</w:t>
-      </w:r>
-    </w:p>
-    <w:p>
-      <w:r>
-        <w:t>WaterNSW has made available an update - AGL's Energy Storage Initiative (not stated), which advises that "AGL is proposing two large pumped hydro projects, with the opportunity for integrated wind energy, at WaterNSW’s Glenbawn and Glennies Creek reservoirs in the Upper Hunter."</w:t>
+        <w:t>WaterNSW's media release (8 SEPTEMBER 2025)</w:t>
       </w:r>
     </w:p>
     <w:p>
@@ -427,7 +321,20 @@
         <w:rPr>
           <w:i/>
         </w:rPr>
-        <w:t>https://www.waternsw.com.au/water-services/renewable-energy-and-storage-program/AGL-projects</w:t>
+        <w:t>https://www.waternsw.com.au/community-news/media-releases/2025/pindari-dam-trial-targets-cold-water-pollution-impacts-on-native-fish</w:t>
+      </w:r>
+    </w:p>
+    <w:p>
+      <w:r>
+        <w:t>**Upgraded one-stop-shop for NSW water users** WaterNSW has announced that "[It’s now easier than ever for NSW water users to apply for a range of approvals and other online services thanks to upgrades to the WaterNSW Customer Portal.]". According to WaterNSW, "[We’ve listened to our customers who have told us they want one place to manage more water licensing and approval related needs, including additional self-service options to complete these transactions online.]". WaterNSW's media release (3 SEPTEMBER 2025) *(Source: WaterNSW)*</w:t>
+      </w:r>
+    </w:p>
+    <w:p>
+      <w:r>
+        <w:rPr>
+          <w:i/>
+        </w:rPr>
+        <w:t>https://www.waternsw.com.au/community-news/media-releases/2025/upgraded-one-stop-shop-for-nsw-water-users</w:t>
       </w:r>
     </w:p>
     <w:p>
@@ -435,22 +342,22 @@
         <w:rPr>
           <w:b/>
         </w:rPr>
-        <w:t>WaterNSW Project Announcement</w:t>
+        <w:t>Jason Conroy appointed to WaterNSW Board</w:t>
       </w:r>
     </w:p>
     <w:p>
       <w:r>
-        <w:t>WaterNSW has announced that "ZEN Energy will seek to secure all necessary approvals and consent for their projects."</w:t>
+        <w:t>WaterNSW has announced that "[Jason Conroy appointed to WaterNSW Board]".</w:t>
       </w:r>
     </w:p>
     <w:p>
       <w:r>
-        <w:t>According to WaterNSW, "WaterNSW has conducted a water quality risk assessment on all aspects of the proposal and we will continue to do our own analysis regularly, during the planning and approval processes."</w:t>
+        <w:t>According to WaterNSW, "[WaterNSW, the state’s dam operator, has confirmed the appointment of Jason Conroy to its Board of Directors.]".</w:t>
       </w:r>
     </w:p>
     <w:p>
       <w:r>
-        <w:t>WaterNSW's media release (not stated)</w:t>
+        <w:t>WaterNSW's media release (26 AUGUST 2025)</w:t>
       </w:r>
     </w:p>
     <w:p>
@@ -466,485 +373,7 @@
         <w:rPr>
           <w:i/>
         </w:rPr>
-        <w:t>https://www.waternsw.com.au/water-services/renewable-energy-and-storage-program/Western-Sydney-Pumped-Hydro-Project</w:t>
-      </w:r>
-    </w:p>
-    <w:p>
-      <w:r>
-        <w:t>**Water Licensing Update** WaterNSW has made available an update - Water Reform (not stated), which advises that "WaterNSW customers are encouraged to book a phone appointment with us to discuss your water licensing enquiries." *(Source: WaterNSW)*</w:t>
-      </w:r>
-    </w:p>
-    <w:p>
-      <w:r>
-        <w:rPr>
-          <w:i/>
-        </w:rPr>
-        <w:t>https://www.waternsw.com.au/customer-services/water-licensing</w:t>
-      </w:r>
-    </w:p>
-    <w:p>
-      <w:r>
-        <w:rPr>
-          <w:b/>
-        </w:rPr>
-        <w:t>Water Access Licences Update</w:t>
-      </w:r>
-    </w:p>
-    <w:p>
-      <w:r>
-        <w:t>WaterNSW has made available an update - Water Reform (not stated), which advises that "[A water access licence (WAL) is generally required to extract water from rivers or aquifers to use for irrigation, industrial or commercial purposes.]"</w:t>
-      </w:r>
-    </w:p>
-    <w:p>
-      <w:r>
-        <w:rPr>
-          <w:i/>
-        </w:rPr>
-        <w:t>Source: WaterNSW</w:t>
-      </w:r>
-    </w:p>
-    <w:p>
-      <w:r>
-        <w:rPr>
-          <w:i/>
-        </w:rPr>
-        <w:t>https://www.waternsw.com.au/customer-services/water-licensing/licences</w:t>
-      </w:r>
-    </w:p>
-    <w:p>
-      <w:r>
-        <w:rPr>
-          <w:b/>
-        </w:rPr>
-        <w:t>Water Access Licence Management Update</w:t>
-      </w:r>
-    </w:p>
-    <w:p>
-      <w:r>
-        <w:t>WaterNSW has made available an update - Water Reform (not stated), which advises that "any change to an existing water access licence must be registered with NSW Land Registry Services (LRS) within six months of the dealing being granted."</w:t>
-      </w:r>
-    </w:p>
-    <w:p>
-      <w:r>
-        <w:rPr>
-          <w:i/>
-        </w:rPr>
-        <w:t>Source: WaterNSW</w:t>
-      </w:r>
-    </w:p>
-    <w:p>
-      <w:r>
-        <w:rPr>
-          <w:i/>
-        </w:rPr>
-        <w:t>https://www.waternsw.com.au/customer-services/water-licensing/managing-your-licence</w:t>
-      </w:r>
-    </w:p>
-    <w:p>
-      <w:r>
-        <w:t>**Water Supply Works and Use Approvals Update** WaterNSW has made available an update - Water Reform (not stated), which advises that "Customers can now apply for a new water supply work and/or water use approval through our Customer Portal." *(Source: WaterNSW)*</w:t>
-      </w:r>
-    </w:p>
-    <w:p>
-      <w:r>
-        <w:rPr>
-          <w:i/>
-        </w:rPr>
-        <w:t>https://www.waternsw.com.au/customer-services/water-licensing/approvals</w:t>
-      </w:r>
-    </w:p>
-    <w:p>
-      <w:r>
-        <w:rPr>
-          <w:b/>
-        </w:rPr>
-        <w:t>Floodplain Management Update</w:t>
-      </w:r>
-    </w:p>
-    <w:p>
-      <w:r>
-        <w:t>WaterNSW has made available an update - Interagency Action Plan (not stated), which advises that "WaterNSW and the Department of Climate Change, Energy, the Environment and Water (DCCEEW) have been working with customers and landholders to implement Floodplain Management Plans (FMPs)."</w:t>
-      </w:r>
-    </w:p>
-    <w:p>
-      <w:r>
-        <w:rPr>
-          <w:i/>
-        </w:rPr>
-        <w:t>Source: WaterNSW</w:t>
-      </w:r>
-    </w:p>
-    <w:p>
-      <w:r>
-        <w:rPr>
-          <w:i/>
-        </w:rPr>
-        <w:t>https://www.waternsw.com.au/customer-services/water-licensing/flood-work-approvals</w:t>
-      </w:r>
-    </w:p>
-    <w:p>
-      <w:r>
-        <w:rPr>
-          <w:b/>
-        </w:rPr>
-        <w:t>Floodplain Harvesting Policy Update</w:t>
-      </w:r>
-    </w:p>
-    <w:p>
-      <w:r>
-        <w:t>NSW Government has made available an update - Floodplain Harvesting Policy (not stated), which advises that "[floodplain harvesting refers to the capture of rainfall runoff, whether contaminated or not, and overbank flow]".</w:t>
-      </w:r>
-    </w:p>
-    <w:p>
-      <w:r>
-        <w:rPr>
-          <w:i/>
-        </w:rPr>
-        <w:t>Source: NSW Government</w:t>
-      </w:r>
-    </w:p>
-    <w:p>
-      <w:r>
-        <w:rPr>
-          <w:i/>
-        </w:rPr>
-        <w:t>https://www.waternsw.com.au/customer-services/water-licensing/floodplainharvesting</w:t>
-      </w:r>
-    </w:p>
-    <w:p>
-      <w:r>
-        <w:rPr>
-          <w:b/>
-        </w:rPr>
-        <w:t>Water Application Processing Update</w:t>
-      </w:r>
-    </w:p>
-    <w:p>
-      <w:r>
-        <w:t>WaterNSW has made available an update - Water Reform (1 October 2025 – 31 December 2025), which advises that "Due to higher application volumes and some delays in assessments with external agencies, there may be an impact on our usual service timeframes. We appreciate your patience and understanding as we work to process applications as quickly as possible."</w:t>
-      </w:r>
-    </w:p>
-    <w:p>
-      <w:r>
-        <w:rPr>
-          <w:i/>
-        </w:rPr>
-        <w:t>Source: WaterNSW</w:t>
-      </w:r>
-    </w:p>
-    <w:p>
-      <w:r>
-        <w:rPr>
-          <w:i/>
-        </w:rPr>
-        <w:t>https://www.waternsw.com.au/customer-services/water-licensing/applications-and-fees</w:t>
-      </w:r>
-    </w:p>
-    <w:p>
-      <w:r>
-        <w:rPr>
-          <w:b/>
-        </w:rPr>
-        <w:t>Dewatering Exemptions Update</w:t>
-      </w:r>
-    </w:p>
-    <w:p>
-      <w:r>
-        <w:t>NSW Department of Climate Change, Energy, the Environment and Water (NSW DCCEEW) has made available an update - Dewatering Exemptions Update (not stated), which advises that "[The NSW Department of Climate Change, Energy, the Environment and Water (NSW DCCEEW) have made recent changes to dewatering exemptions.]"</w:t>
-      </w:r>
-    </w:p>
-    <w:p>
-      <w:r>
-        <w:rPr>
-          <w:i/>
-        </w:rPr>
-        <w:t>Source: NSW Department of Climate Change, Energy, the Environment and Water (NSW DCCEEW)</w:t>
-      </w:r>
-    </w:p>
-    <w:p>
-      <w:r>
-        <w:rPr>
-          <w:i/>
-        </w:rPr>
-        <w:t>https://www.waternsw.com.au/customer-services/water-licensing/dewatering</w:t>
-      </w:r>
-    </w:p>
-    <w:p>
-      <w:r>
-        <w:rPr>
-          <w:b/>
-        </w:rPr>
-        <w:t>Water Application Advertising Update</w:t>
-      </w:r>
-    </w:p>
-    <w:p>
-      <w:r>
-        <w:t>WaterNSW has made available an update - Water Reform (not stated), which advises that "[Certain types of water applications are required under the Water Management Act 2000 to be advertised to provide members of the community with an opportunity to lodge an objection to the granting of the application before a decision is made.]"</w:t>
-      </w:r>
-    </w:p>
-    <w:p>
-      <w:r>
-        <w:rPr>
-          <w:i/>
-        </w:rPr>
-        <w:t>Source: WaterNSW</w:t>
-      </w:r>
-    </w:p>
-    <w:p>
-      <w:r>
-        <w:rPr>
-          <w:i/>
-        </w:rPr>
-        <w:t>https://www.waternsw.com.au/customer-services/water-licensing/advertising-and-objections</w:t>
-      </w:r>
-    </w:p>
-    <w:p>
-      <w:r>
-        <w:t>**Non-Urban Metering Regulation Update** WaterNSW has made available an update - Non-Urban Metering Regulation (not stated), which advises that "the recently amended non-urban metering regulation focuses on enhancing metering accuracy, ensuring compliance, and supporting sustainable water use." *(Source: WaterNSW)*</w:t>
-      </w:r>
-    </w:p>
-    <w:p>
-      <w:r>
-        <w:rPr>
-          <w:i/>
-        </w:rPr>
-        <w:t>https://www.waternsw.com.au/customer-services/metering/non-urban-metering</w:t>
-      </w:r>
-    </w:p>
-    <w:p>
-      <w:r>
-        <w:rPr>
-          <w:b/>
-        </w:rPr>
-        <w:t>Water Recording and Reporting Update</w:t>
-      </w:r>
-    </w:p>
-    <w:p>
-      <w:r>
-        <w:t>WaterNSW has made available an update - Water Recording and Reporting Update (not stated), which advises that "you can now sign-up to our complimentary SMS reminder service."</w:t>
-      </w:r>
-    </w:p>
-    <w:p>
-      <w:r>
-        <w:rPr>
-          <w:i/>
-        </w:rPr>
-        <w:t>Source: WaterNSW</w:t>
-      </w:r>
-    </w:p>
-    <w:p>
-      <w:r>
-        <w:rPr>
-          <w:i/>
-        </w:rPr>
-        <w:t>https://www.waternsw.com.au/customer-services/metering/recording-and-reporting</w:t>
-      </w:r>
-    </w:p>
-    <w:p>
-      <w:r>
-        <w:t>**Water Reform Update** WaterNSW has made available an update - Online Water Accounting System (not stated), which advises that "Our 24/7 online Water Accounting System (iWAS) allows you to easily access and manage your water account anywhere, anytime." *(Source: WaterNSW)*</w:t>
-      </w:r>
-    </w:p>
-    <w:p>
-      <w:r>
-        <w:rPr>
-          <w:i/>
-        </w:rPr>
-        <w:t>https://www.waternsw.com.au/customer-services/ordering-and-trading</w:t>
-      </w:r>
-    </w:p>
-    <w:p>
-      <w:r>
-        <w:rPr>
-          <w:b/>
-        </w:rPr>
-        <w:t>Water Trading Deadlines Update</w:t>
-      </w:r>
-    </w:p>
-    <w:p>
-      <w:r>
-        <w:t>WaterNSW has made available an update - Water Reform (not stated), which advises that "the new 2025/26 deadlines to submit your trade application is 11:59pm 16 June 2026 for water sharing plans other than Murrumbidgee and NSW Murray and Lower Darling regulated interstate customers."</w:t>
-      </w:r>
-    </w:p>
-    <w:p>
-      <w:r>
-        <w:rPr>
-          <w:i/>
-        </w:rPr>
-        <w:t>Source: WaterNSW</w:t>
-      </w:r>
-    </w:p>
-    <w:p>
-      <w:r>
-        <w:rPr>
-          <w:i/>
-        </w:rPr>
-        <w:t>https://www.waternsw.com.au/customer-services/ordering-and-trading/trading-water</w:t>
-      </w:r>
-    </w:p>
-    <w:p>
-      <w:r>
-        <w:t>**Murrumbidgee IVT Update** WaterNSW has made available an update - Murrumbidgee Inter-Valley Trade (IVT) (23 April 2026), which advises that "There is capacity for 94.1GL to be transferred out of the Murrumbidgee valley." *(Source: WaterNSW)*</w:t>
-      </w:r>
-    </w:p>
-    <w:p>
-      <w:r>
-        <w:rPr>
-          <w:i/>
-        </w:rPr>
-        <w:t>https://www.waternsw.com.au/customer-services/ordering-and-trading/murrumbidgee-ivt</w:t>
-      </w:r>
-    </w:p>
-    <w:p>
-      <w:r>
-        <w:rPr>
-          <w:b/>
-        </w:rPr>
-        <w:t>Online Water Accounting System Update</w:t>
-      </w:r>
-    </w:p>
-    <w:p>
-      <w:r>
-        <w:t>WaterNSW has made available an update - Online Water Accounting System (iWAS) (not stated), which advises that "[Our 24/7 online Water Accounting System (iWAS) allows you to easily access and manage your water account anywhere, anytime. iWAS is available to all registered WaterNSW regulated river, unregulated river and groundwater customers.]".</w:t>
-      </w:r>
-    </w:p>
-    <w:p>
-      <w:r>
-        <w:rPr>
-          <w:i/>
-        </w:rPr>
-        <w:t>Source: WaterNSW</w:t>
-      </w:r>
-    </w:p>
-    <w:p>
-      <w:r>
-        <w:rPr>
-          <w:i/>
-        </w:rPr>
-        <w:t>https://www.waternsw.com.au/customer-services/ordering-and-trading/iWAS</w:t>
-      </w:r>
-    </w:p>
-    <w:p>
-      <w:r>
-        <w:t>**Water Pricing Update** WaterNSW has made available an update - Water Reform (not stated), which advises that "we are here to help you understand water pricing in NSW." *(Source: WaterNSW)*</w:t>
-      </w:r>
-    </w:p>
-    <w:p>
-      <w:r>
-        <w:rPr>
-          <w:i/>
-        </w:rPr>
-        <w:t>https://www.waternsw.com.au/customer-services/water-pricing</w:t>
-      </w:r>
-    </w:p>
-    <w:p>
-      <w:r>
-        <w:t>**Water Pricing Update** WaterNSW has made available an update - Rural Bulk Water Prices 2025-26 (not stated), which advises that "The rural bulk water prices are for the period of 1 July 2025 to 30 June 2026 and Water Administration Ministerial Corporation (WAMC) for the period of 1 July 2025 to 30 September 2025." *(Source: WaterNSW)*</w:t>
-      </w:r>
-    </w:p>
-    <w:p>
-      <w:r>
-        <w:rPr>
-          <w:i/>
-        </w:rPr>
-        <w:t>https://www.waternsw.com.au/customer-services/water-pricing/fees-and-charges</w:t>
-      </w:r>
-    </w:p>
-    <w:p>
-      <w:r>
-        <w:rPr>
-          <w:b/>
-        </w:rPr>
-        <w:t>Water Pricing Update</w:t>
-      </w:r>
-    </w:p>
-    <w:p>
-      <w:r>
-        <w:t>WaterNSW has made available an update - Water Reform (not stated), which advises that "there is a delay to the 2025 Water Administration Ministerial Corporation (WAMC) determination until 1 October 2025. As such 2024-25 WAMC pricing will remain in place until 30 September 2025 and is subject to change 1 October 2025."</w:t>
-      </w:r>
-    </w:p>
-    <w:p>
-      <w:r>
-        <w:rPr>
-          <w:i/>
-        </w:rPr>
-        <w:t>Source: WaterNSW</w:t>
-      </w:r>
-    </w:p>
-    <w:p>
-      <w:r>
-        <w:rPr>
-          <w:i/>
-        </w:rPr>
-        <w:t>https://www.waternsw.com.au/customer-services/water-pricing/billing-calculators</w:t>
-      </w:r>
-    </w:p>
-    <w:p>
-      <w:r>
-        <w:t>**WaterNSW Pricing Proposal 2025-2030** The WaterNSW Pricing Proposal 2025-2030 (New South Wales) has been made under the authority of the (not stated). The Plan: - involves strategic and financial investments over the 2025-30 period; - was developed after extensive consultation with stakeholders; and - was submitted to the NSW Independent Pricing and Regulatory Tribunal (IPART) in September 2024. The Plan commenced on (not stated). *(Source: Lawlex Legislative Alert &amp; Premium Research)*</w:t>
-      </w:r>
-    </w:p>
-    <w:p>
-      <w:r>
-        <w:rPr>
-          <w:i/>
-        </w:rPr>
-        <w:t>https://www.waternsw.com.au/customer-services/water-pricing/2025-30-pricing-proposal</w:t>
-      </w:r>
-    </w:p>
-    <w:p>
-      <w:r>
-        <w:t>**WaterNSW Customer Service Charter Update** WaterNSW has made available an update - Customer Service Charter (not stated), which advises that "[All future metering enquiries regarding installation should be referred to the NSW Government's Water Reform Action Plan.]" *(Source: WaterNSW)*</w:t>
-      </w:r>
-    </w:p>
-    <w:p>
-      <w:r>
-        <w:rPr>
-          <w:i/>
-        </w:rPr>
-        <w:t>https://www.waternsw.com.au/customer-services/help-and-support/customer-service-charter</w:t>
-      </w:r>
-    </w:p>
-    <w:p>
-      <w:r>
-        <w:rPr>
-          <w:b/>
-        </w:rPr>
-        <w:t>Water Management Guidance</w:t>
-      </w:r>
-    </w:p>
-    <w:p>
-      <w:r>
-        <w:t>WaterNSW has made available an update - Farm Dam Handbook (2011), which advises that "this book provides advice to help you keep your dam in good condition to enhance the health of your property."</w:t>
-      </w:r>
-    </w:p>
-    <w:p>
-      <w:r>
-        <w:rPr>
-          <w:i/>
-        </w:rPr>
-        <w:t>Source: WaterNSW</w:t>
-      </w:r>
-    </w:p>
-    <w:p>
-      <w:r>
-        <w:rPr>
-          <w:i/>
-        </w:rPr>
-        <w:t>https://www.waternsw.com.au/education/keeping-waterways-healthy/water-on-your-property</w:t>
-      </w:r>
-    </w:p>
-    <w:p>
-      <w:r>
-        <w:t>**Water Reform Update** WaterNSW has made available an update - Land and Property Management (not stated), which advises that "We can all play our part in keeping the local environment and waterways healthy." *(Source: WaterNSW)*</w:t>
-      </w:r>
-    </w:p>
-    <w:p>
-      <w:r>
-        <w:rPr>
-          <w:i/>
-        </w:rPr>
-        <w:t>https://www.waternsw.com.au/education/keeping-waterways-healthy/land-and-property-management</w:t>
+        <w:t>https://www.waternsw.com.au/community-news/media-releases/2025/jason-conroy-appointed-to-waternsw-board</w:t>
       </w:r>
     </w:p>
     <w:p>
@@ -972,7 +401,7 @@
     </w:p>
     <w:p>
       <w:r>
-        <w:t>**Urban Water Supply Update** WaterNSW has made available an update - Urban Water Supply and Use (not stated), which advises that "WaterNSW manages a complex network of dams, storages and pipelines to supply water to its customers across Greater Sydney and Regional NSW". *(Source: WaterNSW)*</w:t>
+        <w:t>**Warragamba Dam Spills for the Fifth Time Since May** WaterNSW has made available an update - Warragamba Dam spills for the fifth time since May (12 SEPTEMBER 2025), which advises that "[Warragamba Dam has reached full capacity and started to spill at 3.25am today.]" *(Source: WaterNSW)*</w:t>
       </w:r>
     </w:p>
     <w:p>
@@ -980,101 +409,7 @@
         <w:rPr>
           <w:i/>
         </w:rPr>
-        <w:t>https://www.waternsw.com.au/nsw-dams?filter=sydney</w:t>
-      </w:r>
-    </w:p>
-    <w:p>
-      <w:r>
-        <w:t>**Urban Water Supply and Use Update** WaterNSW has made available an update - Urban Water Supply and Use (not stated), which advises that "[WaterNSW releases water from our storages to deliver water, when and where it matters.]" *(Source: WaterNSW)*</w:t>
-      </w:r>
-    </w:p>
-    <w:p>
-      <w:r>
-        <w:rPr>
-          <w:i/>
-        </w:rPr>
-        <w:t>https://www.waternsw.com.au/water-services</w:t>
-      </w:r>
-    </w:p>
-    <w:p>
-      <w:r>
-        <w:t>**Urban Water Supply and Use Update** WaterNSW has made available an update - Greater Sydney Water Management (not stated), which advises that "Warragamba Dam is Greater Sydney's major supply dam." *(Source: WaterNSW)*</w:t>
-      </w:r>
-    </w:p>
-    <w:p>
-      <w:r>
-        <w:rPr>
-          <w:i/>
-        </w:rPr>
-        <w:t>https://www.waternsw.com.au/water-services/water-storage/managing-dams-and-reservoirs</w:t>
-      </w:r>
-    </w:p>
-    <w:p>
-      <w:r>
-        <w:t>**Urban Water Supply Update** WaterNSW has made available an update - Bulk Water Supply Management (not stated), which advises that "[WaterNSW manages the bulk supply of raw water to the Greater Sydney region and regional NSW. In fact, we supply more than two-thirds of the water used across NSW.]" *(Source: WaterNSW)*</w:t>
-      </w:r>
-    </w:p>
-    <w:p>
-      <w:r>
-        <w:rPr>
-          <w:i/>
-        </w:rPr>
-        <w:t>https://www.waternsw.com.au/water-services/water-delivery/bulk-water-supply</w:t>
-      </w:r>
-    </w:p>
-    <w:p>
-      <w:r>
-        <w:t>**Greater Sydney Drinking Water Catchment Update** WaterNSW has made available an update - Greater Sydney Drinking Water Catchment (not stated), which advises that "The five catchments in Greater Sydney cover 16,000 square kilometres of land. This is only 2% of the land area of NSW, but it supplies drinking water to 60% of the state's population - over 5 million people who live in Sydney and the Blue Mountains, Illawarra, Southern Highlands, Goulburn and Shoalhaven regions." *(Source: WaterNSW)*</w:t>
-      </w:r>
-    </w:p>
-    <w:p>
-      <w:r>
-        <w:rPr>
-          <w:i/>
-        </w:rPr>
-        <w:t>https://www.waternsw.com.au/education/learning-about-water/catchments</w:t>
-      </w:r>
-    </w:p>
-    <w:p>
-      <w:r>
-        <w:t>**Urban Water Supply Update** WaterNSW has made available an update - Greater Sydney Water Supply (not stated), which advises that "[WaterNSW manages the dams and raw (untreated) water supply system, and also helps protect the health of the water catchments.]" *(Source: WaterNSW)*</w:t>
-      </w:r>
-    </w:p>
-    <w:p>
-      <w:r>
-        <w:rPr>
-          <w:i/>
-        </w:rPr>
-        <w:t>https://www.waternsw.com.au/education/learning-about-water/the-water-supply-system</w:t>
-      </w:r>
-    </w:p>
-    <w:p>
-      <w:r>
-        <w:rPr>
-          <w:b/>
-        </w:rPr>
-        <w:t>Fish River Water Supply Scheme Update</w:t>
-      </w:r>
-    </w:p>
-    <w:p>
-      <w:r>
-        <w:t>WaterNSW has made available an update - Fish River Water Supply Scheme (not stated), which advises that "[The Fish River water supply scheme on the NSW Central Tablelands is unique as the only water supply scheme in eastern Australia to transfer western flowing water east of the Great Dividing Range, mostly by gravity.]"</w:t>
-      </w:r>
-    </w:p>
-    <w:p>
-      <w:r>
-        <w:rPr>
-          <w:i/>
-        </w:rPr>
-        <w:t>Source: WaterNSW</w:t>
-      </w:r>
-    </w:p>
-    <w:p>
-      <w:r>
-        <w:rPr>
-          <w:i/>
-        </w:rPr>
-        <w:t>https://www.waternsw.com.au/education/learning-about-water/history-and-heritage</w:t>
+        <w:t>https://www.waternsw.com.au/community-news/media-releases/2025/warragamba-dam-spills-for-the-fifth-time-since-may</w:t>
       </w:r>
     </w:p>
     <w:p>
@@ -1089,7 +424,7 @@
         <w:pStyle w:val="Heading1"/>
       </w:pPr>
       <w:r>
-        <w:t>3. Rural Water Supply and Use</w:t>
+        <w:t>3. Waterways and Flood Mitigation</w:t>
       </w:r>
     </w:p>
     <w:p>
@@ -1097,12 +432,12 @@
         <w:pStyle w:val="Heading2"/>
       </w:pPr>
       <w:r>
-        <w:t>New South Wales - Rural Water Supply and Use</w:t>
+        <w:t>New South Wales - Waterways and Flood Mitigation</w:t>
       </w:r>
     </w:p>
     <w:p>
       <w:r>
-        <w:t>**Glenbawn Dam Update** WaterNSW has made available an update - Glenbawn Dam Capacity and Operations (not stated), which advises that "Glenbawn Dam has a capacity of 750,000 megalitres, one and a half times that of Sydney Harbour. It has additional potential capacity of 120,000 megalitres for flood mitigation." *(Source: WaterNSW)*</w:t>
+        <w:t>**World Water Day Celebrations** WaterNSW has announced that "World Water Day, celebrated each year on 22 March, spotlights the important role of water sources – such as rivers, lakes, creeks and groundwater– and advocates for the sustainable management of this vital resource." According to WaterNSW, "This World Water Day, we take a moment to celebrate the importance of the waterways we manage and reflect on our role as custodians of the state’s water." WaterNSW's media release (24 March 2025) *(Source: WaterNSW)*</w:t>
       </w:r>
     </w:p>
     <w:p>
@@ -1110,12 +445,12 @@
         <w:rPr>
           <w:i/>
         </w:rPr>
-        <w:t>https://www.waternsw.com.au/nsw-dams/regional-nsw-dams/glenbawn-dam</w:t>
+        <w:t>https://www.waternsw.com.au/community-news/the-flow/2025/proud-custodians</w:t>
       </w:r>
     </w:p>
     <w:p>
       <w:r>
-        <w:t>**Toonumbar Dam Update** WaterNSW has made available an update - Rural Water Supply and Use (not stated), which advises that "Toonumbar Dam was built to provide a reliable supply of water for irrigation in the Richmond Valley, meet downstream stock and domestic needs, and provide flood mitigation and environmental flows." *(Source: WaterNSW)*</w:t>
+        <w:t>**Warragamba Dam Forecast to Spill** WaterNSW has made available an update - Warragamba Dam forecast to spill in coming days (9 SEPTEMBER 2025), which advises that "[there is a likelihood Warragamba Dam may fill and spill in coming days.]" *(Source: WaterNSW)*</w:t>
       </w:r>
     </w:p>
     <w:p>
@@ -1123,12 +458,12 @@
         <w:rPr>
           <w:i/>
         </w:rPr>
-        <w:t>https://www.waternsw.com.au/nsw-dams/regional-nsw-dams/toonumbar-dam</w:t>
+        <w:t>https://www.waternsw.com.au/community-news/media-releases/2025/warragamba-dam-forecast-to-spill-in-coming-days2</w:t>
       </w:r>
     </w:p>
     <w:p>
       <w:r>
-        <w:t>**Online Water Ordering System Update** WaterNSW has made available an update - Online Water Ordering System (not stated), which advises that "You can complete your water order using our 24/7 online Water Accounting System (iWAS)." *(Source: WaterNSW)*</w:t>
+        <w:t>**Leeton Flood Work Approvals Info Session** WaterNSW has announced that "WaterNSW specialist staff will be in Leeton on Wednesday 10 September hosting an information session for water users to learn more about flood works and flood work approvals." According to WaterNSW, "Flood work approvals ensure that the construction or use of works such as causeways, cuttings or embankments does not negatively affect water sources and dependent ecosystems, or other water users." WaterNSW's media release (5 SEPTEMBER 2025) *(Source: WaterNSW)*</w:t>
       </w:r>
     </w:p>
     <w:p>
@@ -1136,7 +471,7 @@
         <w:rPr>
           <w:i/>
         </w:rPr>
-        <w:t>https://www.waternsw.com.au/customer-services/ordering-and-trading/ordering-water</w:t>
+        <w:t>https://www.waternsw.com.au/community-news/media-releases/2025/leeton-flood-work-approvals-info-session</w:t>
       </w:r>
     </w:p>
     <w:p>
@@ -1151,243 +486,7 @@
         <w:pStyle w:val="Heading1"/>
       </w:pPr>
       <w:r>
-        <w:t>4. Conservation</w:t>
-      </w:r>
-    </w:p>
-    <w:p>
-      <w:pPr>
-        <w:pStyle w:val="Heading2"/>
-      </w:pPr>
-      <w:r>
-        <w:t>New South Wales - Conservation</w:t>
-      </w:r>
-    </w:p>
-    <w:p>
-      <w:r>
-        <w:rPr>
-          <w:b/>
-        </w:rPr>
-        <w:t>Conservation Update: Native Vegetation and Wildlife Protection</w:t>
-      </w:r>
-    </w:p>
-    <w:p>
-      <w:r>
-        <w:t>(not stated) has made available an update - Conservation Efforts in New South Wales (not stated), which advises that "Remnant native vegetation is protected by the Native Vegetation Act 2003 . The legislation prevents broadscale clearing to protect the health of our land, rivers and wildlife." *(Source: (not stated))*</w:t>
-      </w:r>
-    </w:p>
-    <w:p>
-      <w:r>
-        <w:rPr>
-          <w:i/>
-        </w:rPr>
-        <w:t>https://www.waternsw.com.au/education/keeping-waterways-healthy/flora-and-fauna</w:t>
-      </w:r>
-    </w:p>
-    <w:p>
-      <w:pPr>
-        <w:pBdr>
-          <w:bottom w:val="single" w:sz="6" w:space="1" w:color="auto"/>
-        </w:pBdr>
-      </w:pPr>
-    </w:p>
-    <w:p>
-      <w:pPr>
-        <w:pStyle w:val="Heading1"/>
-      </w:pPr>
-      <w:r>
-        <w:t>5. Water Rights</w:t>
-      </w:r>
-    </w:p>
-    <w:p>
-      <w:pPr>
-        <w:pStyle w:val="Heading2"/>
-      </w:pPr>
-      <w:r>
-        <w:t>New South Wales - Water Rights</w:t>
-      </w:r>
-    </w:p>
-    <w:p>
-      <w:r>
-        <w:t>**Basic Landholder Rights Update** WaterNSW has made available an update - Basic Landholder Rights (not stated), which advises that "Customers can now apply for a basic landholder rights (BLR) bore through our Customer Portal." *(Source: WaterNSW)*</w:t>
-      </w:r>
-    </w:p>
-    <w:p>
-      <w:r>
-        <w:rPr>
-          <w:i/>
-        </w:rPr>
-        <w:t>https://www.waternsw.com.au/customer-services/water-licensing/basic-landholder-rights</w:t>
-      </w:r>
-    </w:p>
-    <w:p>
-      <w:pPr>
-        <w:pBdr>
-          <w:bottom w:val="single" w:sz="6" w:space="1" w:color="auto"/>
-        </w:pBdr>
-      </w:pPr>
-    </w:p>
-    <w:p>
-      <w:pPr>
-        <w:pStyle w:val="Heading1"/>
-      </w:pPr>
-      <w:r>
-        <w:t>6. Waterways and Flood Mitigation</w:t>
-      </w:r>
-    </w:p>
-    <w:p>
-      <w:pPr>
-        <w:pStyle w:val="Heading2"/>
-      </w:pPr>
-      <w:r>
-        <w:t>New South Wales - Waterways and Flood Mitigation</w:t>
-      </w:r>
-    </w:p>
-    <w:p>
-      <w:r>
-        <w:t>**Waterways and Flood Mitigation Update** WaterNSW has made available an update - Extreme Weather Response (not stated), which advises that "WaterNSW has an Incident Management Team to ensure our response is fast and effective in delivering the best possible outcome for the customers and communities we serve." *(Source: WaterNSW)*</w:t>
-      </w:r>
-    </w:p>
-    <w:p>
-      <w:r>
-        <w:rPr>
-          <w:i/>
-        </w:rPr>
-        <w:t>https://www.waternsw.com.au/water-services/extreme-weather-response</w:t>
-      </w:r>
-    </w:p>
-    <w:p>
-      <w:r>
-        <w:rPr>
-          <w:b/>
-        </w:rPr>
-        <w:t>Waterways Health Responsibility</w:t>
-      </w:r>
-    </w:p>
-    <w:p>
-      <w:r>
-        <w:t>WaterNSW has made available an update - Waterways and Flood Mitigation (not stated), which advises that "[Keeping our waterways healthy is everybody's responsibility.]"</w:t>
-      </w:r>
-    </w:p>
-    <w:p>
-      <w:r>
-        <w:rPr>
-          <w:i/>
-        </w:rPr>
-        <w:t>Source: WaterNSW</w:t>
-      </w:r>
-    </w:p>
-    <w:p>
-      <w:r>
-        <w:rPr>
-          <w:i/>
-        </w:rPr>
-        <w:t>https://www.waternsw.com.au/education/keeping-waterways-healthy</w:t>
-      </w:r>
-    </w:p>
-    <w:p>
-      <w:pPr>
-        <w:pBdr>
-          <w:bottom w:val="single" w:sz="6" w:space="1" w:color="auto"/>
-        </w:pBdr>
-      </w:pPr>
-    </w:p>
-    <w:p>
-      <w:pPr>
-        <w:pStyle w:val="Heading1"/>
-      </w:pPr>
-      <w:r>
-        <w:t>7. General Water Quality and Sustainability</w:t>
-      </w:r>
-    </w:p>
-    <w:p>
-      <w:pPr>
-        <w:pStyle w:val="Heading2"/>
-      </w:pPr>
-      <w:r>
-        <w:t>New South Wales - General Water Quality and Sustainability</w:t>
-      </w:r>
-    </w:p>
-    <w:p>
-      <w:r>
-        <w:rPr>
-          <w:b/>
-        </w:rPr>
-        <w:t>Water Quality Monitoring Update</w:t>
-      </w:r>
-    </w:p>
-    <w:p>
-      <w:r>
-        <w:t>WaterNSW has made available an update - General Water Quality and Sustainability (not stated), which advises that "Monitoring water quality allows WaterNSW to quickly respond to changes and where appropriate, the data collected is used to inform the development of mitigation strategies to improve water quality."</w:t>
-      </w:r>
-    </w:p>
-    <w:p>
-      <w:r>
-        <w:rPr>
-          <w:i/>
-        </w:rPr>
-        <w:t>Source: WaterNSW</w:t>
-      </w:r>
-    </w:p>
-    <w:p>
-      <w:r>
-        <w:rPr>
-          <w:i/>
-        </w:rPr>
-        <w:t>https://www.waternsw.com.au/water-services/water-quality</w:t>
-      </w:r>
-    </w:p>
-    <w:p>
-      <w:r>
-        <w:t>**Water Quality Monitoring Update** WaterNSW has made available an update - Monitoring Water Quality Across New South Wales (not stated), which advises that "[The raw water we supply comes from rivers and lakes, where quality can vary at times as these are natural environments.]" *(Source: WaterNSW)*</w:t>
-      </w:r>
-    </w:p>
-    <w:p>
-      <w:r>
-        <w:rPr>
-          <w:i/>
-        </w:rPr>
-        <w:t>https://www.waternsw.com.au/water-services/water-quality/management</w:t>
-      </w:r>
-    </w:p>
-    <w:p>
-      <w:r>
-        <w:t>**Water Quality Monitoring Update** WaterNSW has made available an update - Annual Water Quality Monitoring Report (not stated), which advises that "WaterNSW is committed to providing up-to-date and transparent data. This includes our Annual Water Quality Monitoring Report." *(Source: WaterNSW)*</w:t>
-      </w:r>
-    </w:p>
-    <w:p>
-      <w:r>
-        <w:rPr>
-          <w:i/>
-        </w:rPr>
-        <w:t>https://www.waternsw.com.au/water-services/water-quality/monitoring-and-reporting</w:t>
-      </w:r>
-    </w:p>
-    <w:p>
-      <w:r>
-        <w:t>**General Water Quality and Sustainability Update** WaterNSW has made available an update - Managing raw water quality across NSW (not stated), which advises that "Managing the Greater Sydney catchment areas and ensuring we reduce pollution risks is a key responsibility of ours." *(Source: WaterNSW)*</w:t>
-      </w:r>
-    </w:p>
-    <w:p>
-      <w:r>
-        <w:rPr>
-          <w:i/>
-        </w:rPr>
-        <w:t>https://www.waternsw.com.au/education/keeping-waterways-healthy/maintaining-water-quality</w:t>
-      </w:r>
-    </w:p>
-    <w:p>
-      <w:pPr>
-        <w:pBdr>
-          <w:bottom w:val="single" w:sz="6" w:space="1" w:color="auto"/>
-        </w:pBdr>
-      </w:pPr>
-    </w:p>
-    <w:p>
-      <w:pPr>
-        <w:pStyle w:val="Heading1"/>
-      </w:pPr>
-      <w:r>
-        <w:t>8. Upcoming Dates</w:t>
+        <w:t>4. Upcoming Dates</w:t>
       </w:r>
     </w:p>
     <w:p>
@@ -1407,7 +506,7 @@
         <w:pStyle w:val="Heading1"/>
       </w:pPr>
       <w:r>
-        <w:t>9. Previous Water Newsfeeds</w:t>
+        <w:t>5. Previous Water Newsfeeds</w:t>
       </w:r>
     </w:p>
     <w:p>
